--- a/LSAPGD_Setup&Install.docx
+++ b/LSAPGD_Setup&Install.docx
@@ -4,8 +4,7 @@
   <w:body>
     <w:p>
       <w:pPr>
-        <w:pStyle w:val="Body"/>
-        <w:bidi w:val="0"/>
+        <w:pStyle w:val="Body A"/>
       </w:pPr>
       <w:r>
         <w:rPr>
@@ -30,8 +29,7 @@
     </w:p>
     <w:p>
       <w:pPr>
-        <w:pStyle w:val="Body"/>
-        <w:bidi w:val="0"/>
+        <w:pStyle w:val="Body A"/>
       </w:pPr>
       <w:r>
         <w:rPr>
@@ -54,8 +52,10 @@
     </w:p>
     <w:p>
       <w:pPr>
-        <w:pStyle w:val="Body"/>
-        <w:bidi w:val="0"/>
+        <w:pStyle w:val="Body A"/>
+        <w:rPr>
+          <w:lang w:val="de-DE"/>
+        </w:rPr>
       </w:pPr>
       <w:r>
         <w:rPr>
@@ -101,6 +101,9 @@
     <w:p>
       <w:pPr>
         <w:pStyle w:val="Heading"/>
+        <w:rPr>
+          <w:lang w:val="en-US"/>
+        </w:rPr>
       </w:pPr>
       <w:r>
         <w:rPr>
@@ -129,7 +132,7 @@
       <w:tblPr>
         <w:tblW w:w="9360" w:type="dxa"/>
         <w:jc w:val="left"/>
-        <w:tblInd w:w="108" w:type="dxa"/>
+        <w:tblInd w:w="216" w:type="dxa"/>
         <w:tblBorders>
           <w:top w:val="single" w:color="ffffff" w:sz="8" w:space="0" w:shadow="0" w:frame="0"/>
           <w:left w:val="single" w:color="ffffff" w:sz="8" w:space="0" w:shadow="0" w:frame="0"/>
@@ -150,7 +153,7 @@
           <w:shd w:val="clear" w:color="auto" w:fill="ced7e7"/>
         </w:tblPrEx>
         <w:trPr>
-          <w:trHeight w:val="223" w:hRule="atLeast"/>
+          <w:trHeight w:val="225" w:hRule="atLeast"/>
         </w:trPr>
         <w:tc>
           <w:tcPr>
@@ -179,12 +182,6 @@
                 <w:tab w:val="left" w:pos="2160"/>
                 <w:tab w:val="left" w:pos="2880"/>
               </w:tabs>
-              <w:bidi w:val="0"/>
-              <w:ind w:left="0" w:right="0" w:firstLine="0"/>
-              <w:jc w:val="left"/>
-              <w:rPr>
-                <w:rtl w:val="0"/>
-              </w:rPr>
             </w:pPr>
             <w:r>
               <w:rPr>
@@ -193,7 +190,6 @@
                 <w:bCs w:val="1"/>
                 <w:sz w:val="20"/>
                 <w:szCs w:val="20"/>
-                <w:u w:color="000000"/>
                 <w:shd w:val="nil" w:color="auto" w:fill="auto"/>
                 <w:rtl w:val="0"/>
                 <w:lang w:val="it-IT"/>
@@ -233,12 +229,6 @@
                 <w:tab w:val="left" w:pos="5040"/>
                 <w:tab w:val="left" w:pos="5760"/>
               </w:tabs>
-              <w:bidi w:val="0"/>
-              <w:ind w:left="0" w:right="0" w:firstLine="0"/>
-              <w:jc w:val="left"/>
-              <w:rPr>
-                <w:rtl w:val="0"/>
-              </w:rPr>
             </w:pPr>
             <w:r>
               <w:rPr>
@@ -247,7 +237,6 @@
                 <w:bCs w:val="1"/>
                 <w:sz w:val="20"/>
                 <w:szCs w:val="20"/>
-                <w:u w:color="000000"/>
                 <w:shd w:val="nil" w:color="auto" w:fill="auto"/>
                 <w:rtl w:val="0"/>
                 <w:lang w:val="en-US"/>
@@ -262,7 +251,7 @@
           <w:shd w:val="clear" w:color="auto" w:fill="ced7e7"/>
         </w:tblPrEx>
         <w:trPr>
-          <w:trHeight w:val="223" w:hRule="atLeast"/>
+          <w:trHeight w:val="225" w:hRule="atLeast"/>
         </w:trPr>
         <w:tc>
           <w:tcPr>
@@ -291,19 +280,12 @@
                 <w:tab w:val="left" w:pos="2160"/>
                 <w:tab w:val="left" w:pos="2880"/>
               </w:tabs>
-              <w:bidi w:val="0"/>
-              <w:ind w:left="0" w:right="0" w:firstLine="0"/>
-              <w:jc w:val="left"/>
-              <w:rPr>
-                <w:rtl w:val="0"/>
-              </w:rPr>
             </w:pPr>
             <w:r>
               <w:rPr>
                 <w:rFonts w:ascii="Arial" w:hAnsi="Arial"/>
                 <w:sz w:val="20"/>
                 <w:szCs w:val="20"/>
-                <w:u w:color="000000"/>
                 <w:shd w:val="nil" w:color="auto" w:fill="auto"/>
                 <w:rtl w:val="0"/>
                 <w:lang w:val="it-IT"/>
@@ -343,21 +325,15 @@
                 <w:tab w:val="left" w:pos="5040"/>
                 <w:tab w:val="left" w:pos="5760"/>
               </w:tabs>
-              <w:bidi w:val="0"/>
-              <w:ind w:left="0" w:right="0" w:firstLine="0"/>
-              <w:jc w:val="left"/>
-              <w:rPr>
-                <w:rtl w:val="0"/>
-              </w:rPr>
             </w:pPr>
             <w:r>
               <w:rPr>
                 <w:rFonts w:ascii="Courier New" w:hAnsi="Courier New"/>
                 <w:sz w:val="20"/>
                 <w:szCs w:val="20"/>
-                <w:u w:color="000000"/>
                 <w:shd w:val="nil" w:color="auto" w:fill="auto"/>
                 <w:rtl w:val="0"/>
+                <w:lang w:val="it-IT"/>
               </w:rPr>
               <w:t>Raspberry Pi 3B+</w:t>
             </w:r>
@@ -369,7 +345,7 @@
           <w:shd w:val="clear" w:color="auto" w:fill="ced7e7"/>
         </w:tblPrEx>
         <w:trPr>
-          <w:trHeight w:val="487" w:hRule="atLeast"/>
+          <w:trHeight w:val="489" w:hRule="atLeast"/>
         </w:trPr>
         <w:tc>
           <w:tcPr>
@@ -398,19 +374,12 @@
                 <w:tab w:val="left" w:pos="2160"/>
                 <w:tab w:val="left" w:pos="2880"/>
               </w:tabs>
-              <w:bidi w:val="0"/>
-              <w:ind w:left="0" w:right="0" w:firstLine="0"/>
-              <w:jc w:val="left"/>
-              <w:rPr>
-                <w:rtl w:val="0"/>
-              </w:rPr>
             </w:pPr>
             <w:r>
               <w:rPr>
                 <w:rFonts w:ascii="Arial" w:hAnsi="Arial"/>
                 <w:sz w:val="20"/>
                 <w:szCs w:val="20"/>
-                <w:u w:color="000000"/>
                 <w:shd w:val="nil" w:color="auto" w:fill="auto"/>
                 <w:rtl w:val="0"/>
                 <w:lang w:val="en-US"/>
@@ -450,19 +419,12 @@
                 <w:tab w:val="left" w:pos="5040"/>
                 <w:tab w:val="left" w:pos="5760"/>
               </w:tabs>
-              <w:bidi w:val="0"/>
-              <w:ind w:left="0" w:right="0" w:firstLine="0"/>
-              <w:jc w:val="left"/>
-              <w:rPr>
-                <w:rtl w:val="0"/>
-              </w:rPr>
             </w:pPr>
             <w:r>
               <w:rPr>
                 <w:rFonts w:ascii="Courier New" w:hAnsi="Courier New"/>
                 <w:sz w:val="20"/>
                 <w:szCs w:val="20"/>
-                <w:u w:color="000000"/>
                 <w:shd w:val="nil" w:color="auto" w:fill="auto"/>
                 <w:rtl w:val="0"/>
                 <w:lang w:val="en-US"/>
@@ -477,7 +439,7 @@
           <w:shd w:val="clear" w:color="auto" w:fill="ced7e7"/>
         </w:tblPrEx>
         <w:trPr>
-          <w:trHeight w:val="223" w:hRule="atLeast"/>
+          <w:trHeight w:val="225" w:hRule="atLeast"/>
         </w:trPr>
         <w:tc>
           <w:tcPr>
@@ -506,19 +468,12 @@
                 <w:tab w:val="left" w:pos="2160"/>
                 <w:tab w:val="left" w:pos="2880"/>
               </w:tabs>
-              <w:bidi w:val="0"/>
-              <w:ind w:left="0" w:right="0" w:firstLine="0"/>
-              <w:jc w:val="left"/>
-              <w:rPr>
-                <w:rtl w:val="0"/>
-              </w:rPr>
             </w:pPr>
             <w:r>
               <w:rPr>
                 <w:rFonts w:ascii="Arial" w:hAnsi="Arial"/>
                 <w:sz w:val="20"/>
                 <w:szCs w:val="20"/>
-                <w:u w:color="000000"/>
                 <w:shd w:val="nil" w:color="auto" w:fill="auto"/>
                 <w:rtl w:val="0"/>
                 <w:lang w:val="fr-FR"/>
@@ -558,19 +513,12 @@
                 <w:tab w:val="left" w:pos="5040"/>
                 <w:tab w:val="left" w:pos="5760"/>
               </w:tabs>
-              <w:bidi w:val="0"/>
-              <w:ind w:left="0" w:right="0" w:firstLine="0"/>
-              <w:jc w:val="left"/>
-              <w:rPr>
-                <w:rtl w:val="0"/>
-              </w:rPr>
             </w:pPr>
             <w:r>
               <w:rPr>
                 <w:rFonts w:ascii="Courier New" w:hAnsi="Courier New"/>
                 <w:sz w:val="20"/>
                 <w:szCs w:val="20"/>
-                <w:u w:color="000000"/>
                 <w:shd w:val="nil" w:color="auto" w:fill="auto"/>
                 <w:rtl w:val="0"/>
                 <w:lang w:val="en-US"/>
@@ -585,7 +533,7 @@
           <w:shd w:val="clear" w:color="auto" w:fill="ced7e7"/>
         </w:tblPrEx>
         <w:trPr>
-          <w:trHeight w:val="223" w:hRule="atLeast"/>
+          <w:trHeight w:val="225" w:hRule="atLeast"/>
         </w:trPr>
         <w:tc>
           <w:tcPr>
@@ -614,19 +562,12 @@
                 <w:tab w:val="left" w:pos="2160"/>
                 <w:tab w:val="left" w:pos="2880"/>
               </w:tabs>
-              <w:bidi w:val="0"/>
-              <w:ind w:left="0" w:right="0" w:firstLine="0"/>
-              <w:jc w:val="left"/>
-              <w:rPr>
-                <w:rtl w:val="0"/>
-              </w:rPr>
             </w:pPr>
             <w:r>
               <w:rPr>
                 <w:rFonts w:ascii="Arial" w:hAnsi="Arial"/>
                 <w:sz w:val="20"/>
                 <w:szCs w:val="20"/>
-                <w:u w:color="000000"/>
                 <w:shd w:val="nil" w:color="auto" w:fill="auto"/>
                 <w:rtl w:val="0"/>
                 <w:lang w:val="de-DE"/>
@@ -666,19 +607,12 @@
                 <w:tab w:val="left" w:pos="5040"/>
                 <w:tab w:val="left" w:pos="5760"/>
               </w:tabs>
-              <w:bidi w:val="0"/>
-              <w:ind w:left="0" w:right="0" w:firstLine="0"/>
-              <w:jc w:val="left"/>
-              <w:rPr>
-                <w:rtl w:val="0"/>
-              </w:rPr>
             </w:pPr>
             <w:r>
               <w:rPr>
                 <w:rFonts w:ascii="Courier New" w:hAnsi="Courier New"/>
                 <w:sz w:val="20"/>
                 <w:szCs w:val="20"/>
-                <w:u w:color="000000"/>
                 <w:shd w:val="nil" w:color="auto" w:fill="auto"/>
                 <w:rtl w:val="0"/>
                 <w:lang w:val="pt-PT"/>
@@ -693,7 +627,7 @@
           <w:shd w:val="clear" w:color="auto" w:fill="ced7e7"/>
         </w:tblPrEx>
         <w:trPr>
-          <w:trHeight w:val="223" w:hRule="atLeast"/>
+          <w:trHeight w:val="225" w:hRule="atLeast"/>
         </w:trPr>
         <w:tc>
           <w:tcPr>
@@ -722,19 +656,12 @@
                 <w:tab w:val="left" w:pos="2160"/>
                 <w:tab w:val="left" w:pos="2880"/>
               </w:tabs>
-              <w:bidi w:val="0"/>
-              <w:ind w:left="0" w:right="0" w:firstLine="0"/>
-              <w:jc w:val="left"/>
-              <w:rPr>
-                <w:rtl w:val="0"/>
-              </w:rPr>
             </w:pPr>
             <w:r>
               <w:rPr>
                 <w:rFonts w:ascii="Arial" w:hAnsi="Arial"/>
                 <w:sz w:val="20"/>
                 <w:szCs w:val="20"/>
-                <w:u w:color="000000"/>
                 <w:shd w:val="nil" w:color="auto" w:fill="auto"/>
                 <w:rtl w:val="0"/>
                 <w:lang w:val="en-US"/>
@@ -774,19 +701,12 @@
                 <w:tab w:val="left" w:pos="5040"/>
                 <w:tab w:val="left" w:pos="5760"/>
               </w:tabs>
-              <w:bidi w:val="0"/>
-              <w:ind w:left="0" w:right="0" w:firstLine="0"/>
-              <w:jc w:val="left"/>
-              <w:rPr>
-                <w:rtl w:val="0"/>
-              </w:rPr>
             </w:pPr>
             <w:r>
               <w:rPr>
                 <w:rFonts w:ascii="Courier New" w:hAnsi="Courier New"/>
                 <w:sz w:val="20"/>
                 <w:szCs w:val="20"/>
-                <w:u w:color="000000"/>
                 <w:shd w:val="nil" w:color="auto" w:fill="auto"/>
                 <w:rtl w:val="0"/>
                 <w:lang w:val="en-US"/>
@@ -801,7 +721,7 @@
           <w:shd w:val="clear" w:color="auto" w:fill="ced7e7"/>
         </w:tblPrEx>
         <w:trPr>
-          <w:trHeight w:val="223" w:hRule="atLeast"/>
+          <w:trHeight w:val="225" w:hRule="atLeast"/>
         </w:trPr>
         <w:tc>
           <w:tcPr>
@@ -830,19 +750,12 @@
                 <w:tab w:val="left" w:pos="2160"/>
                 <w:tab w:val="left" w:pos="2880"/>
               </w:tabs>
-              <w:bidi w:val="0"/>
-              <w:ind w:left="0" w:right="0" w:firstLine="0"/>
-              <w:jc w:val="left"/>
-              <w:rPr>
-                <w:rtl w:val="0"/>
-              </w:rPr>
             </w:pPr>
             <w:r>
               <w:rPr>
                 <w:rFonts w:ascii="Arial" w:hAnsi="Arial"/>
                 <w:sz w:val="20"/>
                 <w:szCs w:val="20"/>
-                <w:u w:color="000000"/>
                 <w:shd w:val="nil" w:color="auto" w:fill="auto"/>
                 <w:rtl w:val="0"/>
                 <w:lang w:val="en-US"/>
@@ -882,21 +795,15 @@
                 <w:tab w:val="left" w:pos="5040"/>
                 <w:tab w:val="left" w:pos="5760"/>
               </w:tabs>
-              <w:bidi w:val="0"/>
-              <w:ind w:left="0" w:right="0" w:firstLine="0"/>
-              <w:jc w:val="left"/>
-              <w:rPr>
-                <w:rtl w:val="0"/>
-              </w:rPr>
             </w:pPr>
             <w:r>
               <w:rPr>
                 <w:rFonts w:ascii="Courier New" w:hAnsi="Courier New"/>
                 <w:sz w:val="20"/>
                 <w:szCs w:val="20"/>
-                <w:u w:color="000000"/>
                 <w:shd w:val="nil" w:color="auto" w:fill="auto"/>
                 <w:rtl w:val="0"/>
+                <w:lang w:val="it-IT"/>
               </w:rPr>
               <w:t>Alicat BASIS 2, /dev/ttyAMA0, 38400 baud, RS-232</w:t>
             </w:r>
@@ -908,7 +815,7 @@
           <w:shd w:val="clear" w:color="auto" w:fill="ced7e7"/>
         </w:tblPrEx>
         <w:trPr>
-          <w:trHeight w:val="223" w:hRule="atLeast"/>
+          <w:trHeight w:val="225" w:hRule="atLeast"/>
         </w:trPr>
         <w:tc>
           <w:tcPr>
@@ -937,21 +844,15 @@
                 <w:tab w:val="left" w:pos="2160"/>
                 <w:tab w:val="left" w:pos="2880"/>
               </w:tabs>
-              <w:bidi w:val="0"/>
-              <w:ind w:left="0" w:right="0" w:firstLine="0"/>
-              <w:jc w:val="left"/>
-              <w:rPr>
-                <w:rtl w:val="0"/>
-              </w:rPr>
             </w:pPr>
             <w:r>
               <w:rPr>
                 <w:rFonts w:ascii="Arial" w:hAnsi="Arial"/>
                 <w:sz w:val="20"/>
                 <w:szCs w:val="20"/>
-                <w:u w:color="000000"/>
                 <w:shd w:val="nil" w:color="auto" w:fill="auto"/>
                 <w:rtl w:val="0"/>
+                <w:lang w:val="it-IT"/>
               </w:rPr>
               <w:t>Syringe pump</w:t>
             </w:r>
@@ -988,19 +889,12 @@
                 <w:tab w:val="left" w:pos="5040"/>
                 <w:tab w:val="left" w:pos="5760"/>
               </w:tabs>
-              <w:bidi w:val="0"/>
-              <w:ind w:left="0" w:right="0" w:firstLine="0"/>
-              <w:jc w:val="left"/>
-              <w:rPr>
-                <w:rtl w:val="0"/>
-              </w:rPr>
             </w:pPr>
             <w:r>
               <w:rPr>
                 <w:rFonts w:ascii="Courier New" w:hAnsi="Courier New"/>
                 <w:sz w:val="20"/>
                 <w:szCs w:val="20"/>
-                <w:u w:color="000000"/>
                 <w:shd w:val="nil" w:color="auto" w:fill="auto"/>
                 <w:rtl w:val="0"/>
                 <w:lang w:val="de-DE"/>
@@ -1015,7 +909,7 @@
           <w:shd w:val="clear" w:color="auto" w:fill="ced7e7"/>
         </w:tblPrEx>
         <w:trPr>
-          <w:trHeight w:val="223" w:hRule="atLeast"/>
+          <w:trHeight w:val="225" w:hRule="atLeast"/>
         </w:trPr>
         <w:tc>
           <w:tcPr>
@@ -1044,19 +938,12 @@
                 <w:tab w:val="left" w:pos="2160"/>
                 <w:tab w:val="left" w:pos="2880"/>
               </w:tabs>
-              <w:bidi w:val="0"/>
-              <w:ind w:left="0" w:right="0" w:firstLine="0"/>
-              <w:jc w:val="left"/>
-              <w:rPr>
-                <w:rtl w:val="0"/>
-              </w:rPr>
             </w:pPr>
             <w:r>
               <w:rPr>
                 <w:rFonts w:ascii="Arial" w:hAnsi="Arial"/>
                 <w:sz w:val="20"/>
                 <w:szCs w:val="20"/>
-                <w:u w:color="000000"/>
                 <w:shd w:val="nil" w:color="auto" w:fill="auto"/>
                 <w:rtl w:val="0"/>
                 <w:lang w:val="de-DE"/>
@@ -1096,19 +983,12 @@
                 <w:tab w:val="left" w:pos="5040"/>
                 <w:tab w:val="left" w:pos="5760"/>
               </w:tabs>
-              <w:bidi w:val="0"/>
-              <w:ind w:left="0" w:right="0" w:firstLine="0"/>
-              <w:jc w:val="left"/>
-              <w:rPr>
-                <w:rtl w:val="0"/>
-              </w:rPr>
             </w:pPr>
             <w:r>
               <w:rPr>
                 <w:rFonts w:ascii="Courier New" w:hAnsi="Courier New"/>
                 <w:sz w:val="20"/>
                 <w:szCs w:val="20"/>
-                <w:u w:color="000000"/>
                 <w:shd w:val="nil" w:color="auto" w:fill="auto"/>
                 <w:rtl w:val="0"/>
                 <w:lang w:val="it-IT"/>
@@ -1123,7 +1003,7 @@
           <w:shd w:val="clear" w:color="auto" w:fill="ced7e7"/>
         </w:tblPrEx>
         <w:trPr>
-          <w:trHeight w:val="223" w:hRule="atLeast"/>
+          <w:trHeight w:val="225" w:hRule="atLeast"/>
         </w:trPr>
         <w:tc>
           <w:tcPr>
@@ -1152,19 +1032,12 @@
                 <w:tab w:val="left" w:pos="2160"/>
                 <w:tab w:val="left" w:pos="2880"/>
               </w:tabs>
-              <w:bidi w:val="0"/>
-              <w:ind w:left="0" w:right="0" w:firstLine="0"/>
-              <w:jc w:val="left"/>
-              <w:rPr>
-                <w:rtl w:val="0"/>
-              </w:rPr>
             </w:pPr>
             <w:r>
               <w:rPr>
                 <w:rFonts w:ascii="Arial" w:hAnsi="Arial"/>
                 <w:sz w:val="20"/>
                 <w:szCs w:val="20"/>
-                <w:u w:color="000000"/>
                 <w:shd w:val="nil" w:color="auto" w:fill="auto"/>
                 <w:rtl w:val="0"/>
                 <w:lang w:val="en-US"/>
@@ -1204,19 +1077,12 @@
                 <w:tab w:val="left" w:pos="5040"/>
                 <w:tab w:val="left" w:pos="5760"/>
               </w:tabs>
-              <w:bidi w:val="0"/>
-              <w:ind w:left="0" w:right="0" w:firstLine="0"/>
-              <w:jc w:val="left"/>
-              <w:rPr>
-                <w:rtl w:val="0"/>
-              </w:rPr>
             </w:pPr>
             <w:r>
               <w:rPr>
                 <w:rFonts w:ascii="Courier New" w:hAnsi="Courier New"/>
                 <w:sz w:val="20"/>
                 <w:szCs w:val="20"/>
-                <w:u w:color="000000"/>
                 <w:shd w:val="nil" w:color="auto" w:fill="auto"/>
                 <w:rtl w:val="0"/>
                 <w:lang w:val="pt-PT"/>
@@ -1231,7 +1097,7 @@
           <w:shd w:val="clear" w:color="auto" w:fill="ced7e7"/>
         </w:tblPrEx>
         <w:trPr>
-          <w:trHeight w:val="223" w:hRule="atLeast"/>
+          <w:trHeight w:val="225" w:hRule="atLeast"/>
         </w:trPr>
         <w:tc>
           <w:tcPr>
@@ -1260,19 +1126,12 @@
                 <w:tab w:val="left" w:pos="2160"/>
                 <w:tab w:val="left" w:pos="2880"/>
               </w:tabs>
-              <w:bidi w:val="0"/>
-              <w:ind w:left="0" w:right="0" w:firstLine="0"/>
-              <w:jc w:val="left"/>
-              <w:rPr>
-                <w:rtl w:val="0"/>
-              </w:rPr>
             </w:pPr>
             <w:r>
               <w:rPr>
                 <w:rFonts w:ascii="Arial" w:hAnsi="Arial"/>
                 <w:sz w:val="20"/>
                 <w:szCs w:val="20"/>
-                <w:u w:color="000000"/>
                 <w:shd w:val="nil" w:color="auto" w:fill="auto"/>
                 <w:rtl w:val="0"/>
                 <w:lang w:val="en-US"/>
@@ -1312,19 +1171,12 @@
                 <w:tab w:val="left" w:pos="5040"/>
                 <w:tab w:val="left" w:pos="5760"/>
               </w:tabs>
-              <w:bidi w:val="0"/>
-              <w:ind w:left="0" w:right="0" w:firstLine="0"/>
-              <w:jc w:val="left"/>
-              <w:rPr>
-                <w:rtl w:val="0"/>
-              </w:rPr>
             </w:pPr>
             <w:r>
               <w:rPr>
                 <w:rFonts w:ascii="Courier New" w:hAnsi="Courier New"/>
                 <w:sz w:val="20"/>
                 <w:szCs w:val="20"/>
-                <w:u w:color="000000"/>
                 <w:shd w:val="nil" w:color="auto" w:fill="auto"/>
                 <w:rtl w:val="0"/>
                 <w:lang w:val="en-US"/>
@@ -1339,6 +1191,7 @@
       <w:pPr>
         <w:pStyle w:val="Heading"/>
         <w:widowControl w:val="0"/>
+        <w:ind w:left="108" w:hanging="108"/>
       </w:pPr>
     </w:p>
     <w:p>
@@ -1350,6 +1203,15 @@
     <w:p>
       <w:pPr>
         <w:pStyle w:val="Heading"/>
+        <w:widowControl w:val="0"/>
+      </w:pPr>
+    </w:p>
+    <w:p>
+      <w:pPr>
+        <w:pStyle w:val="Heading"/>
+        <w:rPr>
+          <w:lang w:val="it-IT"/>
+        </w:rPr>
       </w:pPr>
       <w:r>
         <w:rPr>
@@ -1370,6 +1232,9 @@
     <w:p>
       <w:pPr>
         <w:pStyle w:val="Heading"/>
+        <w:rPr>
+          <w:lang w:val="en-US"/>
+        </w:rPr>
       </w:pPr>
       <w:r>
         <w:rPr>
@@ -1421,10 +1286,14 @@
           <w:ilvl w:val="0"/>
           <w:numId w:val="2"/>
         </w:numPr>
+        <w:bidi w:val="0"/>
         <w:spacing w:before="40" w:after="40"/>
-        <w:rPr>
-          <w:sz w:val="22"/>
-          <w:szCs w:val="22"/>
+        <w:ind w:right="0"/>
+        <w:jc w:val="left"/>
+        <w:rPr>
+          <w:sz w:val="22"/>
+          <w:szCs w:val="22"/>
+          <w:rtl w:val="0"/>
           <w:lang w:val="en-US"/>
         </w:rPr>
       </w:pPr>
@@ -1466,10 +1335,15 @@
           <w:ilvl w:val="0"/>
           <w:numId w:val="2"/>
         </w:numPr>
+        <w:bidi w:val="0"/>
         <w:spacing w:before="40" w:after="40"/>
-        <w:rPr>
-          <w:sz w:val="22"/>
-          <w:szCs w:val="22"/>
+        <w:ind w:right="0"/>
+        <w:jc w:val="left"/>
+        <w:rPr>
+          <w:sz w:val="22"/>
+          <w:szCs w:val="22"/>
+          <w:rtl w:val="0"/>
+          <w:lang w:val="en-US"/>
         </w:rPr>
       </w:pPr>
       <w:r>
@@ -1478,6 +1352,7 @@
           <w:sz w:val="22"/>
           <w:szCs w:val="22"/>
           <w:rtl w:val="0"/>
+          <w:lang w:val="en-US"/>
         </w:rPr>
         <w:t>Hostname: CAMS</w:t>
       </w:r>
@@ -1489,10 +1364,14 @@
           <w:ilvl w:val="0"/>
           <w:numId w:val="2"/>
         </w:numPr>
+        <w:bidi w:val="0"/>
         <w:spacing w:before="40" w:after="40"/>
-        <w:rPr>
-          <w:sz w:val="22"/>
-          <w:szCs w:val="22"/>
+        <w:ind w:right="0"/>
+        <w:jc w:val="left"/>
+        <w:rPr>
+          <w:sz w:val="22"/>
+          <w:szCs w:val="22"/>
+          <w:rtl w:val="0"/>
           <w:lang w:val="en-US"/>
         </w:rPr>
       </w:pPr>
@@ -1514,10 +1393,14 @@
           <w:ilvl w:val="0"/>
           <w:numId w:val="2"/>
         </w:numPr>
+        <w:bidi w:val="0"/>
         <w:spacing w:before="40" w:after="40"/>
-        <w:rPr>
-          <w:sz w:val="22"/>
-          <w:szCs w:val="22"/>
+        <w:ind w:right="0"/>
+        <w:jc w:val="left"/>
+        <w:rPr>
+          <w:sz w:val="22"/>
+          <w:szCs w:val="22"/>
+          <w:rtl w:val="0"/>
           <w:lang w:val="en-US"/>
         </w:rPr>
       </w:pPr>
@@ -1539,10 +1422,14 @@
           <w:ilvl w:val="0"/>
           <w:numId w:val="2"/>
         </w:numPr>
+        <w:bidi w:val="0"/>
         <w:spacing w:before="40" w:after="40"/>
-        <w:rPr>
-          <w:sz w:val="22"/>
-          <w:szCs w:val="22"/>
+        <w:ind w:right="0"/>
+        <w:jc w:val="left"/>
+        <w:rPr>
+          <w:sz w:val="22"/>
+          <w:szCs w:val="22"/>
+          <w:rtl w:val="0"/>
           <w:lang w:val="en-US"/>
         </w:rPr>
       </w:pPr>
@@ -1566,6 +1453,9 @@
     <w:p>
       <w:pPr>
         <w:pStyle w:val="Heading"/>
+        <w:rPr>
+          <w:lang w:val="en-US"/>
+        </w:rPr>
       </w:pPr>
       <w:r>
         <w:rPr>
@@ -1616,6 +1506,9 @@
     <w:p>
       <w:pPr>
         <w:pStyle w:val="Heading"/>
+        <w:rPr>
+          <w:lang w:val="en-US"/>
+        </w:rPr>
       </w:pPr>
       <w:r>
         <w:rPr>
@@ -1721,6 +1614,7 @@
           <w:szCs w:val="20"/>
           <w:u w:color="1f1f1f"/>
           <w:rtl w:val="0"/>
+          <w:lang w:val="en-US"/>
           <w14:textFill>
             <w14:solidFill>
               <w14:srgbClr w14:val="1F1F1F"/>
@@ -1981,6 +1875,9 @@
     <w:p>
       <w:pPr>
         <w:pStyle w:val="Heading 2"/>
+        <w:rPr>
+          <w:lang w:val="it-IT"/>
+        </w:rPr>
       </w:pPr>
       <w:r>
         <w:rPr>
@@ -2031,6 +1928,9 @@
     <w:p>
       <w:pPr>
         <w:pStyle w:val="Heading 2"/>
+        <w:rPr>
+          <w:lang w:val="pt-PT"/>
+        </w:rPr>
       </w:pPr>
       <w:r>
         <w:rPr>
@@ -2054,6 +1954,9 @@
     <w:p>
       <w:pPr>
         <w:pStyle w:val="Heading 2"/>
+        <w:rPr>
+          <w:lang w:val="it-IT"/>
+        </w:rPr>
       </w:pPr>
       <w:r>
         <w:rPr>
@@ -2460,6 +2363,9 @@
     <w:p>
       <w:pPr>
         <w:pStyle w:val="Heading 2"/>
+        <w:rPr>
+          <w:lang w:val="de-DE"/>
+        </w:rPr>
       </w:pPr>
       <w:r>
         <w:rPr>
@@ -2711,6 +2617,9 @@
     <w:p>
       <w:pPr>
         <w:pStyle w:val="Heading"/>
+        <w:rPr>
+          <w:lang w:val="en-US"/>
+        </w:rPr>
       </w:pPr>
       <w:r>
         <w:rPr>
@@ -2834,6 +2743,9 @@
     <w:p>
       <w:pPr>
         <w:pStyle w:val="Heading 2"/>
+        <w:rPr>
+          <w:lang w:val="de-DE"/>
+        </w:rPr>
       </w:pPr>
       <w:r>
         <w:rPr>
@@ -2857,6 +2769,9 @@
     <w:p>
       <w:pPr>
         <w:pStyle w:val="Heading 2"/>
+        <w:rPr>
+          <w:lang w:val="nl-NL"/>
+        </w:rPr>
       </w:pPr>
       <w:r>
         <w:rPr>
@@ -2890,6 +2805,7 @@
           <w:szCs w:val="20"/>
           <w:u w:color="1f1f1f"/>
           <w:rtl w:val="0"/>
+          <w:lang w:val="en-US"/>
           <w14:textFill>
             <w14:solidFill>
               <w14:srgbClr w14:val="1F1F1F"/>
@@ -2958,6 +2874,7 @@
           <w:szCs w:val="20"/>
           <w:u w:color="1f1f1f"/>
           <w:rtl w:val="0"/>
+          <w:lang w:val="en-US"/>
           <w14:textFill>
             <w14:solidFill>
               <w14:srgbClr w14:val="1F1F1F"/>
@@ -2970,6 +2887,9 @@
     <w:p>
       <w:pPr>
         <w:pStyle w:val="Heading 2"/>
+        <w:rPr>
+          <w:lang w:val="da-DK"/>
+        </w:rPr>
       </w:pPr>
       <w:r>
         <w:rPr>
@@ -3108,6 +3028,9 @@
     <w:p>
       <w:pPr>
         <w:pStyle w:val="Heading 2"/>
+        <w:rPr>
+          <w:lang w:val="pt-PT"/>
+        </w:rPr>
       </w:pPr>
       <w:r>
         <w:rPr>
@@ -3314,6 +3237,7 @@
           <w:szCs w:val="20"/>
           <w:u w:color="1f1f1f"/>
           <w:rtl w:val="0"/>
+          <w:lang w:val="en-US"/>
           <w14:textFill>
             <w14:solidFill>
               <w14:srgbClr w14:val="1F1F1F"/>
@@ -3331,6 +3255,9 @@
     <w:p>
       <w:pPr>
         <w:pStyle w:val="Heading"/>
+        <w:rPr>
+          <w:lang w:val="en-US"/>
+        </w:rPr>
       </w:pPr>
       <w:r>
         <w:rPr>
@@ -3504,6 +3431,7 @@
           <w:szCs w:val="20"/>
           <w:u w:color="1f1f1f"/>
           <w:rtl w:val="0"/>
+          <w:lang w:val="en-US"/>
           <w14:textFill>
             <w14:solidFill>
               <w14:srgbClr w14:val="1F1F1F"/>
@@ -3541,6 +3469,9 @@
     <w:p>
       <w:pPr>
         <w:pStyle w:val="Heading 2"/>
+        <w:rPr>
+          <w:lang w:val="de-DE"/>
+        </w:rPr>
       </w:pPr>
       <w:r>
         <w:rPr>
@@ -3574,6 +3505,7 @@
           <w:szCs w:val="20"/>
           <w:u w:color="1f1f1f"/>
           <w:rtl w:val="0"/>
+          <w:lang w:val="en-US"/>
           <w14:textFill>
             <w14:solidFill>
               <w14:srgbClr w14:val="1F1F1F"/>
@@ -3613,6 +3545,9 @@
     <w:p>
       <w:pPr>
         <w:pStyle w:val="Heading 2"/>
+        <w:rPr>
+          <w:lang w:val="zh-TW" w:eastAsia="zh-TW"/>
+        </w:rPr>
       </w:pPr>
       <w:r>
         <w:rPr>
@@ -3636,6 +3571,9 @@
     <w:p>
       <w:pPr>
         <w:pStyle w:val="Heading 2"/>
+        <w:rPr>
+          <w:lang w:val="de-DE"/>
+        </w:rPr>
       </w:pPr>
       <w:r>
         <w:rPr>
@@ -3705,6 +3643,9 @@
     <w:p>
       <w:pPr>
         <w:pStyle w:val="Heading 2"/>
+        <w:rPr>
+          <w:lang w:val="nl-NL"/>
+        </w:rPr>
       </w:pPr>
       <w:r>
         <w:rPr>
@@ -3733,6 +3674,9 @@
     <w:p>
       <w:pPr>
         <w:pStyle w:val="Heading 2"/>
+        <w:rPr>
+          <w:lang w:val="de-DE"/>
+        </w:rPr>
       </w:pPr>
       <w:r>
         <w:rPr>
@@ -3763,6 +3707,7 @@
           <w:szCs w:val="20"/>
           <w:u w:color="1f1f1f"/>
           <w:rtl w:val="0"/>
+          <w:lang w:val="en-US"/>
           <w14:textFill>
             <w14:solidFill>
               <w14:srgbClr w14:val="1F1F1F"/>
@@ -3873,6 +3818,9 @@
     <w:p>
       <w:pPr>
         <w:pStyle w:val="Heading"/>
+        <w:rPr>
+          <w:lang w:val="en-US"/>
+        </w:rPr>
       </w:pPr>
       <w:r>
         <w:rPr>
@@ -3929,6 +3877,9 @@
     <w:p>
       <w:pPr>
         <w:pStyle w:val="Heading"/>
+        <w:rPr>
+          <w:lang w:val="en-US"/>
+        </w:rPr>
       </w:pPr>
       <w:r>
         <w:rPr>
@@ -3952,6 +3903,9 @@
     <w:p>
       <w:pPr>
         <w:pStyle w:val="Heading"/>
+        <w:rPr>
+          <w:lang w:val="en-US"/>
+        </w:rPr>
       </w:pPr>
       <w:r>
         <w:rPr>
@@ -3975,6 +3929,9 @@
     <w:p>
       <w:pPr>
         <w:pStyle w:val="Heading"/>
+        <w:rPr>
+          <w:lang w:val="en-US"/>
+        </w:rPr>
       </w:pPr>
       <w:r>
         <w:rPr>
@@ -3998,6 +3955,9 @@
     <w:p>
       <w:pPr>
         <w:pStyle w:val="Heading"/>
+        <w:rPr>
+          <w:lang w:val="en-US"/>
+        </w:rPr>
       </w:pPr>
       <w:r>
         <w:rPr>
@@ -4026,6 +3986,9 @@
     <w:p>
       <w:pPr>
         <w:pStyle w:val="Heading"/>
+        <w:rPr>
+          <w:lang w:val="en-US"/>
+        </w:rPr>
       </w:pPr>
       <w:r>
         <w:rPr>
@@ -4076,6 +4039,9 @@
     <w:p>
       <w:pPr>
         <w:pStyle w:val="Heading"/>
+        <w:rPr>
+          <w:lang w:val="en-US"/>
+        </w:rPr>
       </w:pPr>
       <w:r>
         <w:rPr>
@@ -4177,10 +4143,15 @@
           <w:ilvl w:val="0"/>
           <w:numId w:val="2"/>
         </w:numPr>
+        <w:bidi w:val="0"/>
         <w:spacing w:before="40" w:after="40"/>
-        <w:rPr>
-          <w:sz w:val="22"/>
-          <w:szCs w:val="22"/>
+        <w:ind w:right="0"/>
+        <w:jc w:val="left"/>
+        <w:rPr>
+          <w:sz w:val="22"/>
+          <w:szCs w:val="22"/>
+          <w:rtl w:val="0"/>
+          <w:lang w:val="en-US"/>
         </w:rPr>
       </w:pPr>
       <w:r>
@@ -4189,6 +4160,7 @@
           <w:sz w:val="22"/>
           <w:szCs w:val="22"/>
           <w:rtl w:val="0"/>
+          <w:lang w:val="en-US"/>
         </w:rPr>
         <w:t xml:space="preserve">main.py </w:t>
       </w:r>
@@ -4220,10 +4192,14 @@
           <w:ilvl w:val="0"/>
           <w:numId w:val="2"/>
         </w:numPr>
+        <w:bidi w:val="0"/>
         <w:spacing w:before="40" w:after="40"/>
-        <w:rPr>
-          <w:sz w:val="22"/>
-          <w:szCs w:val="22"/>
+        <w:ind w:right="0"/>
+        <w:jc w:val="left"/>
+        <w:rPr>
+          <w:sz w:val="22"/>
+          <w:szCs w:val="22"/>
+          <w:rtl w:val="0"/>
           <w:lang w:val="it-IT"/>
         </w:rPr>
       </w:pPr>
@@ -4265,10 +4241,15 @@
           <w:ilvl w:val="0"/>
           <w:numId w:val="2"/>
         </w:numPr>
+        <w:bidi w:val="0"/>
         <w:spacing w:before="40" w:after="40"/>
-        <w:rPr>
-          <w:sz w:val="22"/>
-          <w:szCs w:val="22"/>
+        <w:ind w:right="0"/>
+        <w:jc w:val="left"/>
+        <w:rPr>
+          <w:sz w:val="22"/>
+          <w:szCs w:val="22"/>
+          <w:rtl w:val="0"/>
+          <w:lang w:val="en-US"/>
         </w:rPr>
       </w:pPr>
       <w:r>
@@ -4277,6 +4258,7 @@
           <w:sz w:val="22"/>
           <w:szCs w:val="22"/>
           <w:rtl w:val="0"/>
+          <w:lang w:val="en-US"/>
         </w:rPr>
         <w:t xml:space="preserve">pump.py </w:t>
       </w:r>
@@ -4296,6 +4278,7 @@
           <w:sz w:val="22"/>
           <w:szCs w:val="22"/>
           <w:rtl w:val="0"/>
+          <w:lang w:val="en-US"/>
         </w:rPr>
         <w:t>syringe pump serial (/dev/ttyUSB0, 38400 baud)</w:t>
       </w:r>
@@ -4307,10 +4290,14 @@
           <w:ilvl w:val="0"/>
           <w:numId w:val="2"/>
         </w:numPr>
+        <w:bidi w:val="0"/>
         <w:spacing w:before="40" w:after="40"/>
-        <w:rPr>
-          <w:sz w:val="22"/>
-          <w:szCs w:val="22"/>
+        <w:ind w:right="0"/>
+        <w:jc w:val="left"/>
+        <w:rPr>
+          <w:sz w:val="22"/>
+          <w:szCs w:val="22"/>
+          <w:rtl w:val="0"/>
           <w:lang w:val="pt-PT"/>
         </w:rPr>
       </w:pPr>
@@ -4352,10 +4339,15 @@
           <w:ilvl w:val="0"/>
           <w:numId w:val="2"/>
         </w:numPr>
+        <w:bidi w:val="0"/>
         <w:spacing w:before="40" w:after="40"/>
-        <w:rPr>
-          <w:sz w:val="22"/>
-          <w:szCs w:val="22"/>
+        <w:ind w:right="0"/>
+        <w:jc w:val="left"/>
+        <w:rPr>
+          <w:sz w:val="22"/>
+          <w:szCs w:val="22"/>
+          <w:rtl w:val="0"/>
+          <w:lang w:val="en-US"/>
         </w:rPr>
       </w:pPr>
       <w:r>
@@ -4364,6 +4356,7 @@
           <w:sz w:val="22"/>
           <w:szCs w:val="22"/>
           <w:rtl w:val="0"/>
+          <w:lang w:val="en-US"/>
         </w:rPr>
         <w:t xml:space="preserve">settings_manager.py </w:t>
       </w:r>
@@ -4395,10 +4388,15 @@
           <w:ilvl w:val="0"/>
           <w:numId w:val="2"/>
         </w:numPr>
+        <w:bidi w:val="0"/>
         <w:spacing w:before="40" w:after="40"/>
-        <w:rPr>
-          <w:sz w:val="22"/>
-          <w:szCs w:val="22"/>
+        <w:ind w:right="0"/>
+        <w:jc w:val="left"/>
+        <w:rPr>
+          <w:sz w:val="22"/>
+          <w:szCs w:val="22"/>
+          <w:rtl w:val="0"/>
+          <w:lang w:val="en-US"/>
         </w:rPr>
       </w:pPr>
       <w:r>
@@ -4407,6 +4405,7 @@
           <w:sz w:val="22"/>
           <w:szCs w:val="22"/>
           <w:rtl w:val="0"/>
+          <w:lang w:val="en-US"/>
         </w:rPr>
         <w:t xml:space="preserve">dialogs.py </w:t>
       </w:r>
@@ -4438,10 +4437,14 @@
           <w:ilvl w:val="0"/>
           <w:numId w:val="2"/>
         </w:numPr>
+        <w:bidi w:val="0"/>
         <w:spacing w:before="40" w:after="40"/>
-        <w:rPr>
-          <w:sz w:val="22"/>
-          <w:szCs w:val="22"/>
+        <w:ind w:right="0"/>
+        <w:jc w:val="left"/>
+        <w:rPr>
+          <w:sz w:val="22"/>
+          <w:szCs w:val="22"/>
+          <w:rtl w:val="0"/>
           <w:lang w:val="pt-PT"/>
         </w:rPr>
       </w:pPr>
@@ -4567,6 +4570,7 @@
           <w:color w:val="2e74b5"/>
           <w:u w:color="2e74b5"/>
           <w:rtl w:val="0"/>
+          <w:lang w:val="en-US"/>
           <w14:textFill>
             <w14:solidFill>
               <w14:srgbClr w14:val="2E74B5"/>
@@ -4606,6 +4610,9 @@
     <w:p>
       <w:pPr>
         <w:pStyle w:val="Heading"/>
+        <w:rPr>
+          <w:lang w:val="de-DE"/>
+        </w:rPr>
       </w:pPr>
       <w:r>
         <w:rPr>
@@ -4679,7 +4686,7 @@
       <w:tblPr>
         <w:tblW w:w="9360" w:type="dxa"/>
         <w:jc w:val="left"/>
-        <w:tblInd w:w="108" w:type="dxa"/>
+        <w:tblInd w:w="216" w:type="dxa"/>
         <w:tblBorders>
           <w:top w:val="single" w:color="ffffff" w:sz="8" w:space="0" w:shadow="0" w:frame="0"/>
           <w:left w:val="single" w:color="ffffff" w:sz="8" w:space="0" w:shadow="0" w:frame="0"/>
@@ -4700,7 +4707,7 @@
           <w:shd w:val="clear" w:color="auto" w:fill="ced7e7"/>
         </w:tblPrEx>
         <w:trPr>
-          <w:trHeight w:val="223" w:hRule="atLeast"/>
+          <w:trHeight w:val="225" w:hRule="atLeast"/>
         </w:trPr>
         <w:tc>
           <w:tcPr>
@@ -4729,12 +4736,6 @@
                 <w:tab w:val="left" w:pos="2160"/>
                 <w:tab w:val="left" w:pos="2880"/>
               </w:tabs>
-              <w:bidi w:val="0"/>
-              <w:ind w:left="0" w:right="0" w:firstLine="0"/>
-              <w:jc w:val="left"/>
-              <w:rPr>
-                <w:rtl w:val="0"/>
-              </w:rPr>
             </w:pPr>
             <w:r>
               <w:rPr>
@@ -4743,9 +4744,9 @@
                 <w:bCs w:val="1"/>
                 <w:sz w:val="20"/>
                 <w:szCs w:val="20"/>
-                <w:u w:color="000000"/>
                 <w:shd w:val="nil" w:color="auto" w:fill="auto"/>
                 <w:rtl w:val="0"/>
+                <w:lang w:val="it-IT"/>
               </w:rPr>
               <w:t>Pin</w:t>
             </w:r>
@@ -4782,12 +4783,6 @@
                 <w:tab w:val="left" w:pos="5040"/>
                 <w:tab w:val="left" w:pos="5760"/>
               </w:tabs>
-              <w:bidi w:val="0"/>
-              <w:ind w:left="0" w:right="0" w:firstLine="0"/>
-              <w:jc w:val="left"/>
-              <w:rPr>
-                <w:rtl w:val="0"/>
-              </w:rPr>
             </w:pPr>
             <w:r>
               <w:rPr>
@@ -4796,7 +4791,6 @@
                 <w:bCs w:val="1"/>
                 <w:sz w:val="20"/>
                 <w:szCs w:val="20"/>
-                <w:u w:color="000000"/>
                 <w:shd w:val="nil" w:color="auto" w:fill="auto"/>
                 <w:rtl w:val="0"/>
                 <w:lang w:val="en-US"/>
@@ -4811,7 +4805,7 @@
           <w:shd w:val="clear" w:color="auto" w:fill="ced7e7"/>
         </w:tblPrEx>
         <w:trPr>
-          <w:trHeight w:val="223" w:hRule="atLeast"/>
+          <w:trHeight w:val="225" w:hRule="atLeast"/>
         </w:trPr>
         <w:tc>
           <w:tcPr>
@@ -4840,21 +4834,15 @@
                 <w:tab w:val="left" w:pos="2160"/>
                 <w:tab w:val="left" w:pos="2880"/>
               </w:tabs>
-              <w:bidi w:val="0"/>
-              <w:ind w:left="0" w:right="0" w:firstLine="0"/>
-              <w:jc w:val="left"/>
-              <w:rPr>
-                <w:rtl w:val="0"/>
-              </w:rPr>
             </w:pPr>
             <w:r>
               <w:rPr>
                 <w:rFonts w:ascii="Arial" w:hAnsi="Arial"/>
                 <w:sz w:val="20"/>
                 <w:szCs w:val="20"/>
-                <w:u w:color="000000"/>
                 <w:shd w:val="nil" w:color="auto" w:fill="auto"/>
                 <w:rtl w:val="0"/>
+                <w:lang w:val="it-IT"/>
               </w:rPr>
               <w:t>1</w:t>
             </w:r>
@@ -4891,19 +4879,12 @@
                 <w:tab w:val="left" w:pos="5040"/>
                 <w:tab w:val="left" w:pos="5760"/>
               </w:tabs>
-              <w:bidi w:val="0"/>
-              <w:ind w:left="0" w:right="0" w:firstLine="0"/>
-              <w:jc w:val="left"/>
-              <w:rPr>
-                <w:rtl w:val="0"/>
-              </w:rPr>
             </w:pPr>
             <w:r>
               <w:rPr>
                 <w:rFonts w:ascii="Courier New" w:hAnsi="Courier New"/>
                 <w:sz w:val="20"/>
                 <w:szCs w:val="20"/>
-                <w:u w:color="000000"/>
                 <w:shd w:val="nil" w:color="auto" w:fill="auto"/>
                 <w:rtl w:val="0"/>
                 <w:lang w:val="en-US"/>
@@ -4915,7 +4896,6 @@
                 <w:rFonts w:ascii="Courier New" w:hAnsi="Courier New" w:hint="default"/>
                 <w:sz w:val="20"/>
                 <w:szCs w:val="20"/>
-                <w:u w:color="000000"/>
                 <w:shd w:val="nil" w:color="auto" w:fill="auto"/>
                 <w:rtl w:val="0"/>
                 <w:lang w:val="en-US"/>
@@ -4927,7 +4907,6 @@
                 <w:rFonts w:ascii="Courier New" w:hAnsi="Courier New"/>
                 <w:sz w:val="20"/>
                 <w:szCs w:val="20"/>
-                <w:u w:color="000000"/>
                 <w:shd w:val="nil" w:color="auto" w:fill="auto"/>
                 <w:rtl w:val="0"/>
                 <w:lang w:val="it-IT"/>
@@ -4942,7 +4921,7 @@
           <w:shd w:val="clear" w:color="auto" w:fill="ced7e7"/>
         </w:tblPrEx>
         <w:trPr>
-          <w:trHeight w:val="223" w:hRule="atLeast"/>
+          <w:trHeight w:val="225" w:hRule="atLeast"/>
         </w:trPr>
         <w:tc>
           <w:tcPr>
@@ -4971,21 +4950,15 @@
                 <w:tab w:val="left" w:pos="2160"/>
                 <w:tab w:val="left" w:pos="2880"/>
               </w:tabs>
-              <w:bidi w:val="0"/>
-              <w:ind w:left="0" w:right="0" w:firstLine="0"/>
-              <w:jc w:val="left"/>
-              <w:rPr>
-                <w:rtl w:val="0"/>
-              </w:rPr>
             </w:pPr>
             <w:r>
               <w:rPr>
                 <w:rFonts w:ascii="Arial" w:hAnsi="Arial"/>
                 <w:sz w:val="20"/>
                 <w:szCs w:val="20"/>
-                <w:u w:color="000000"/>
                 <w:shd w:val="nil" w:color="auto" w:fill="auto"/>
                 <w:rtl w:val="0"/>
+                <w:lang w:val="it-IT"/>
               </w:rPr>
               <w:t>2</w:t>
             </w:r>
@@ -5022,19 +4995,12 @@
                 <w:tab w:val="left" w:pos="5040"/>
                 <w:tab w:val="left" w:pos="5760"/>
               </w:tabs>
-              <w:bidi w:val="0"/>
-              <w:ind w:left="0" w:right="0" w:firstLine="0"/>
-              <w:jc w:val="left"/>
-              <w:rPr>
-                <w:rtl w:val="0"/>
-              </w:rPr>
             </w:pPr>
             <w:r>
               <w:rPr>
                 <w:rFonts w:ascii="Courier New" w:hAnsi="Courier New"/>
                 <w:sz w:val="20"/>
                 <w:szCs w:val="20"/>
-                <w:u w:color="000000"/>
                 <w:shd w:val="nil" w:color="auto" w:fill="auto"/>
                 <w:rtl w:val="0"/>
                 <w:lang w:val="en-US"/>
@@ -5049,7 +5015,7 @@
           <w:shd w:val="clear" w:color="auto" w:fill="ced7e7"/>
         </w:tblPrEx>
         <w:trPr>
-          <w:trHeight w:val="223" w:hRule="atLeast"/>
+          <w:trHeight w:val="225" w:hRule="atLeast"/>
         </w:trPr>
         <w:tc>
           <w:tcPr>
@@ -5078,21 +5044,15 @@
                 <w:tab w:val="left" w:pos="2160"/>
                 <w:tab w:val="left" w:pos="2880"/>
               </w:tabs>
-              <w:bidi w:val="0"/>
-              <w:ind w:left="0" w:right="0" w:firstLine="0"/>
-              <w:jc w:val="left"/>
-              <w:rPr>
-                <w:rtl w:val="0"/>
-              </w:rPr>
             </w:pPr>
             <w:r>
               <w:rPr>
                 <w:rFonts w:ascii="Arial" w:hAnsi="Arial"/>
                 <w:sz w:val="20"/>
                 <w:szCs w:val="20"/>
-                <w:u w:color="000000"/>
                 <w:shd w:val="nil" w:color="auto" w:fill="auto"/>
                 <w:rtl w:val="0"/>
+                <w:lang w:val="it-IT"/>
               </w:rPr>
               <w:t>3</w:t>
             </w:r>
@@ -5129,19 +5089,12 @@
                 <w:tab w:val="left" w:pos="5040"/>
                 <w:tab w:val="left" w:pos="5760"/>
               </w:tabs>
-              <w:bidi w:val="0"/>
-              <w:ind w:left="0" w:right="0" w:firstLine="0"/>
-              <w:jc w:val="left"/>
-              <w:rPr>
-                <w:rtl w:val="0"/>
-              </w:rPr>
             </w:pPr>
             <w:r>
               <w:rPr>
                 <w:rFonts w:ascii="Courier New" w:hAnsi="Courier New"/>
                 <w:sz w:val="20"/>
                 <w:szCs w:val="20"/>
-                <w:u w:color="000000"/>
                 <w:shd w:val="nil" w:color="auto" w:fill="auto"/>
                 <w:rtl w:val="0"/>
                 <w:lang w:val="en-US"/>
@@ -5156,7 +5109,7 @@
           <w:shd w:val="clear" w:color="auto" w:fill="ced7e7"/>
         </w:tblPrEx>
         <w:trPr>
-          <w:trHeight w:val="223" w:hRule="atLeast"/>
+          <w:trHeight w:val="225" w:hRule="atLeast"/>
         </w:trPr>
         <w:tc>
           <w:tcPr>
@@ -5185,21 +5138,15 @@
                 <w:tab w:val="left" w:pos="2160"/>
                 <w:tab w:val="left" w:pos="2880"/>
               </w:tabs>
-              <w:bidi w:val="0"/>
-              <w:ind w:left="0" w:right="0" w:firstLine="0"/>
-              <w:jc w:val="left"/>
-              <w:rPr>
-                <w:rtl w:val="0"/>
-              </w:rPr>
             </w:pPr>
             <w:r>
               <w:rPr>
                 <w:rFonts w:ascii="Arial" w:hAnsi="Arial"/>
                 <w:sz w:val="20"/>
                 <w:szCs w:val="20"/>
-                <w:u w:color="000000"/>
                 <w:shd w:val="nil" w:color="auto" w:fill="auto"/>
                 <w:rtl w:val="0"/>
+                <w:lang w:val="it-IT"/>
               </w:rPr>
               <w:t>4</w:t>
             </w:r>
@@ -5236,19 +5183,12 @@
                 <w:tab w:val="left" w:pos="5040"/>
                 <w:tab w:val="left" w:pos="5760"/>
               </w:tabs>
-              <w:bidi w:val="0"/>
-              <w:ind w:left="0" w:right="0" w:firstLine="0"/>
-              <w:jc w:val="left"/>
-              <w:rPr>
-                <w:rtl w:val="0"/>
-              </w:rPr>
             </w:pPr>
             <w:r>
               <w:rPr>
                 <w:rFonts w:ascii="Courier New" w:hAnsi="Courier New"/>
                 <w:sz w:val="20"/>
                 <w:szCs w:val="20"/>
-                <w:u w:color="000000"/>
                 <w:shd w:val="nil" w:color="auto" w:fill="auto"/>
                 <w:rtl w:val="0"/>
                 <w:lang w:val="en-US"/>
@@ -5263,7 +5203,7 @@
           <w:shd w:val="clear" w:color="auto" w:fill="ced7e7"/>
         </w:tblPrEx>
         <w:trPr>
-          <w:trHeight w:val="223" w:hRule="atLeast"/>
+          <w:trHeight w:val="225" w:hRule="atLeast"/>
         </w:trPr>
         <w:tc>
           <w:tcPr>
@@ -5292,21 +5232,15 @@
                 <w:tab w:val="left" w:pos="2160"/>
                 <w:tab w:val="left" w:pos="2880"/>
               </w:tabs>
-              <w:bidi w:val="0"/>
-              <w:ind w:left="0" w:right="0" w:firstLine="0"/>
-              <w:jc w:val="left"/>
-              <w:rPr>
-                <w:rtl w:val="0"/>
-              </w:rPr>
             </w:pPr>
             <w:r>
               <w:rPr>
                 <w:rFonts w:ascii="Arial" w:hAnsi="Arial"/>
                 <w:sz w:val="20"/>
                 <w:szCs w:val="20"/>
-                <w:u w:color="000000"/>
                 <w:shd w:val="nil" w:color="auto" w:fill="auto"/>
                 <w:rtl w:val="0"/>
+                <w:lang w:val="it-IT"/>
               </w:rPr>
               <w:t>5</w:t>
             </w:r>
@@ -5343,19 +5277,12 @@
                 <w:tab w:val="left" w:pos="5040"/>
                 <w:tab w:val="left" w:pos="5760"/>
               </w:tabs>
-              <w:bidi w:val="0"/>
-              <w:ind w:left="0" w:right="0" w:firstLine="0"/>
-              <w:jc w:val="left"/>
-              <w:rPr>
-                <w:rtl w:val="0"/>
-              </w:rPr>
             </w:pPr>
             <w:r>
               <w:rPr>
                 <w:rFonts w:ascii="Courier New" w:hAnsi="Courier New"/>
                 <w:sz w:val="20"/>
                 <w:szCs w:val="20"/>
-                <w:u w:color="000000"/>
                 <w:shd w:val="nil" w:color="auto" w:fill="auto"/>
                 <w:rtl w:val="0"/>
                 <w:lang w:val="en-US"/>
@@ -5370,7 +5297,7 @@
           <w:shd w:val="clear" w:color="auto" w:fill="ced7e7"/>
         </w:tblPrEx>
         <w:trPr>
-          <w:trHeight w:val="223" w:hRule="atLeast"/>
+          <w:trHeight w:val="225" w:hRule="atLeast"/>
         </w:trPr>
         <w:tc>
           <w:tcPr>
@@ -5399,21 +5326,15 @@
                 <w:tab w:val="left" w:pos="2160"/>
                 <w:tab w:val="left" w:pos="2880"/>
               </w:tabs>
-              <w:bidi w:val="0"/>
-              <w:ind w:left="0" w:right="0" w:firstLine="0"/>
-              <w:jc w:val="left"/>
-              <w:rPr>
-                <w:rtl w:val="0"/>
-              </w:rPr>
             </w:pPr>
             <w:r>
               <w:rPr>
                 <w:rFonts w:ascii="Arial" w:hAnsi="Arial"/>
                 <w:sz w:val="20"/>
                 <w:szCs w:val="20"/>
-                <w:u w:color="000000"/>
                 <w:shd w:val="nil" w:color="auto" w:fill="auto"/>
                 <w:rtl w:val="0"/>
+                <w:lang w:val="it-IT"/>
               </w:rPr>
               <w:t>6</w:t>
             </w:r>
@@ -5450,19 +5371,12 @@
                 <w:tab w:val="left" w:pos="5040"/>
                 <w:tab w:val="left" w:pos="5760"/>
               </w:tabs>
-              <w:bidi w:val="0"/>
-              <w:ind w:left="0" w:right="0" w:firstLine="0"/>
-              <w:jc w:val="left"/>
-              <w:rPr>
-                <w:rtl w:val="0"/>
-              </w:rPr>
             </w:pPr>
             <w:r>
               <w:rPr>
                 <w:rFonts w:ascii="Courier New" w:hAnsi="Courier New"/>
                 <w:sz w:val="20"/>
                 <w:szCs w:val="20"/>
-                <w:u w:color="000000"/>
                 <w:shd w:val="nil" w:color="auto" w:fill="auto"/>
                 <w:rtl w:val="0"/>
                 <w:lang w:val="en-US"/>
@@ -5477,6 +5391,13 @@
       <w:pPr>
         <w:pStyle w:val="Heading 2"/>
         <w:widowControl w:val="0"/>
+        <w:ind w:left="108" w:hanging="108"/>
+      </w:pPr>
+    </w:p>
+    <w:p>
+      <w:pPr>
+        <w:pStyle w:val="Heading 2"/>
+        <w:widowControl w:val="0"/>
       </w:pPr>
     </w:p>
     <w:p>
@@ -5515,10 +5436,14 @@
           <w:ilvl w:val="0"/>
           <w:numId w:val="2"/>
         </w:numPr>
+        <w:bidi w:val="0"/>
         <w:spacing w:before="40" w:after="40"/>
-        <w:rPr>
-          <w:sz w:val="22"/>
-          <w:szCs w:val="22"/>
+        <w:ind w:right="0"/>
+        <w:jc w:val="left"/>
+        <w:rPr>
+          <w:sz w:val="22"/>
+          <w:szCs w:val="22"/>
+          <w:rtl w:val="0"/>
           <w:lang w:val="en-US"/>
         </w:rPr>
       </w:pPr>
@@ -5560,10 +5485,14 @@
           <w:ilvl w:val="0"/>
           <w:numId w:val="2"/>
         </w:numPr>
+        <w:bidi w:val="0"/>
         <w:spacing w:before="40" w:after="40"/>
-        <w:rPr>
-          <w:sz w:val="22"/>
-          <w:szCs w:val="22"/>
+        <w:ind w:right="0"/>
+        <w:jc w:val="left"/>
+        <w:rPr>
+          <w:sz w:val="22"/>
+          <w:szCs w:val="22"/>
+          <w:rtl w:val="0"/>
           <w:lang w:val="en-US"/>
         </w:rPr>
       </w:pPr>
@@ -5605,10 +5534,14 @@
           <w:ilvl w:val="0"/>
           <w:numId w:val="2"/>
         </w:numPr>
+        <w:bidi w:val="0"/>
         <w:spacing w:before="40" w:after="40"/>
-        <w:rPr>
-          <w:sz w:val="22"/>
-          <w:szCs w:val="22"/>
+        <w:ind w:right="0"/>
+        <w:jc w:val="left"/>
+        <w:rPr>
+          <w:sz w:val="22"/>
+          <w:szCs w:val="22"/>
+          <w:rtl w:val="0"/>
           <w:lang w:val="en-US"/>
         </w:rPr>
       </w:pPr>
@@ -5650,10 +5583,14 @@
           <w:ilvl w:val="0"/>
           <w:numId w:val="2"/>
         </w:numPr>
+        <w:bidi w:val="0"/>
         <w:spacing w:before="40" w:after="40"/>
-        <w:rPr>
-          <w:sz w:val="22"/>
-          <w:szCs w:val="22"/>
+        <w:ind w:right="0"/>
+        <w:jc w:val="left"/>
+        <w:rPr>
+          <w:sz w:val="22"/>
+          <w:szCs w:val="22"/>
+          <w:rtl w:val="0"/>
           <w:lang w:val="en-US"/>
         </w:rPr>
       </w:pPr>
@@ -5675,10 +5612,14 @@
           <w:ilvl w:val="0"/>
           <w:numId w:val="2"/>
         </w:numPr>
+        <w:bidi w:val="0"/>
         <w:spacing w:before="40" w:after="40"/>
-        <w:rPr>
-          <w:sz w:val="22"/>
-          <w:szCs w:val="22"/>
+        <w:ind w:right="0"/>
+        <w:jc w:val="left"/>
+        <w:rPr>
+          <w:sz w:val="22"/>
+          <w:szCs w:val="22"/>
+          <w:rtl w:val="0"/>
           <w:lang w:val="nl-NL"/>
         </w:rPr>
       </w:pPr>
@@ -5708,6 +5649,7 @@
           <w:sz w:val="22"/>
           <w:szCs w:val="22"/>
           <w:rtl w:val="0"/>
+          <w:lang w:val="en-US"/>
         </w:rPr>
         <w:t>7 = Helium</w:t>
       </w:r>
@@ -5766,6 +5708,7 @@
           <w:color w:val="2e74b5"/>
           <w:u w:color="2e74b5"/>
           <w:rtl w:val="0"/>
+          <w:lang w:val="en-US"/>
           <w14:textFill>
             <w14:solidFill>
               <w14:srgbClr w14:val="2E74B5"/>
@@ -5784,7 +5727,7 @@
       <w:tblPr>
         <w:tblW w:w="9360" w:type="dxa"/>
         <w:jc w:val="left"/>
-        <w:tblInd w:w="108" w:type="dxa"/>
+        <w:tblInd w:w="216" w:type="dxa"/>
         <w:tblBorders>
           <w:top w:val="single" w:color="ffffff" w:sz="8" w:space="0" w:shadow="0" w:frame="0"/>
           <w:left w:val="single" w:color="ffffff" w:sz="8" w:space="0" w:shadow="0" w:frame="0"/>
@@ -5805,7 +5748,7 @@
           <w:shd w:val="clear" w:color="auto" w:fill="ced7e7"/>
         </w:tblPrEx>
         <w:trPr>
-          <w:trHeight w:val="223" w:hRule="atLeast"/>
+          <w:trHeight w:val="225" w:hRule="atLeast"/>
         </w:trPr>
         <w:tc>
           <w:tcPr>
@@ -5834,12 +5777,6 @@
                 <w:tab w:val="left" w:pos="2160"/>
                 <w:tab w:val="left" w:pos="2880"/>
               </w:tabs>
-              <w:bidi w:val="0"/>
-              <w:ind w:left="0" w:right="0" w:firstLine="0"/>
-              <w:jc w:val="left"/>
-              <w:rPr>
-                <w:rtl w:val="0"/>
-              </w:rPr>
             </w:pPr>
             <w:r>
               <w:rPr>
@@ -5848,9 +5785,9 @@
                 <w:bCs w:val="1"/>
                 <w:sz w:val="20"/>
                 <w:szCs w:val="20"/>
-                <w:u w:color="000000"/>
                 <w:shd w:val="nil" w:color="auto" w:fill="auto"/>
                 <w:rtl w:val="0"/>
+                <w:lang w:val="it-IT"/>
               </w:rPr>
               <w:t>GPIO</w:t>
             </w:r>
@@ -5887,12 +5824,6 @@
                 <w:tab w:val="left" w:pos="5040"/>
                 <w:tab w:val="left" w:pos="5760"/>
               </w:tabs>
-              <w:bidi w:val="0"/>
-              <w:ind w:left="0" w:right="0" w:firstLine="0"/>
-              <w:jc w:val="left"/>
-              <w:rPr>
-                <w:rtl w:val="0"/>
-              </w:rPr>
             </w:pPr>
             <w:r>
               <w:rPr>
@@ -5901,7 +5832,6 @@
                 <w:bCs w:val="1"/>
                 <w:sz w:val="20"/>
                 <w:szCs w:val="20"/>
-                <w:u w:color="000000"/>
                 <w:shd w:val="nil" w:color="auto" w:fill="auto"/>
                 <w:rtl w:val="0"/>
                 <w:lang w:val="en-US"/>
@@ -5916,7 +5846,7 @@
           <w:shd w:val="clear" w:color="auto" w:fill="ced7e7"/>
         </w:tblPrEx>
         <w:trPr>
-          <w:trHeight w:val="223" w:hRule="atLeast"/>
+          <w:trHeight w:val="225" w:hRule="atLeast"/>
         </w:trPr>
         <w:tc>
           <w:tcPr>
@@ -5945,21 +5875,15 @@
                 <w:tab w:val="left" w:pos="2160"/>
                 <w:tab w:val="left" w:pos="2880"/>
               </w:tabs>
-              <w:bidi w:val="0"/>
-              <w:ind w:left="0" w:right="0" w:firstLine="0"/>
-              <w:jc w:val="left"/>
-              <w:rPr>
-                <w:rtl w:val="0"/>
-              </w:rPr>
             </w:pPr>
             <w:r>
               <w:rPr>
                 <w:rFonts w:ascii="Arial" w:hAnsi="Arial"/>
                 <w:sz w:val="20"/>
                 <w:szCs w:val="20"/>
-                <w:u w:color="000000"/>
                 <w:shd w:val="nil" w:color="auto" w:fill="auto"/>
                 <w:rtl w:val="0"/>
+                <w:lang w:val="it-IT"/>
               </w:rPr>
               <w:t>GPIO 2/3</w:t>
             </w:r>
@@ -5996,19 +5920,12 @@
                 <w:tab w:val="left" w:pos="5040"/>
                 <w:tab w:val="left" w:pos="5760"/>
               </w:tabs>
-              <w:bidi w:val="0"/>
-              <w:ind w:left="0" w:right="0" w:firstLine="0"/>
-              <w:jc w:val="left"/>
-              <w:rPr>
-                <w:rtl w:val="0"/>
-              </w:rPr>
             </w:pPr>
             <w:r>
               <w:rPr>
                 <w:rFonts w:ascii="Courier New" w:hAnsi="Courier New"/>
                 <w:sz w:val="20"/>
                 <w:szCs w:val="20"/>
-                <w:u w:color="000000"/>
                 <w:shd w:val="nil" w:color="auto" w:fill="auto"/>
                 <w:rtl w:val="0"/>
                 <w:lang w:val="pt-PT"/>
@@ -6020,7 +5937,6 @@
                 <w:rFonts w:ascii="Courier New" w:hAnsi="Courier New" w:hint="default"/>
                 <w:sz w:val="20"/>
                 <w:szCs w:val="20"/>
-                <w:u w:color="000000"/>
                 <w:shd w:val="nil" w:color="auto" w:fill="auto"/>
                 <w:rtl w:val="0"/>
                 <w:lang w:val="en-US"/>
@@ -6032,9 +5948,9 @@
                 <w:rFonts w:ascii="Courier New" w:hAnsi="Courier New"/>
                 <w:sz w:val="20"/>
                 <w:szCs w:val="20"/>
-                <w:u w:color="000000"/>
                 <w:shd w:val="nil" w:color="auto" w:fill="auto"/>
                 <w:rtl w:val="0"/>
+                <w:lang w:val="it-IT"/>
               </w:rPr>
               <w:t>AD5593R + ADS1115</w:t>
             </w:r>
@@ -6046,7 +5962,7 @@
           <w:shd w:val="clear" w:color="auto" w:fill="ced7e7"/>
         </w:tblPrEx>
         <w:trPr>
-          <w:trHeight w:val="223" w:hRule="atLeast"/>
+          <w:trHeight w:val="225" w:hRule="atLeast"/>
         </w:trPr>
         <w:tc>
           <w:tcPr>
@@ -6075,19 +5991,12 @@
                 <w:tab w:val="left" w:pos="2160"/>
                 <w:tab w:val="left" w:pos="2880"/>
               </w:tabs>
-              <w:bidi w:val="0"/>
-              <w:ind w:left="0" w:right="0" w:firstLine="0"/>
-              <w:jc w:val="left"/>
-              <w:rPr>
-                <w:rtl w:val="0"/>
-              </w:rPr>
             </w:pPr>
             <w:r>
               <w:rPr>
                 <w:rFonts w:ascii="Arial" w:hAnsi="Arial"/>
                 <w:sz w:val="20"/>
                 <w:szCs w:val="20"/>
-                <w:u w:color="000000"/>
                 <w:shd w:val="nil" w:color="auto" w:fill="auto"/>
                 <w:rtl w:val="0"/>
                 <w:lang w:val="pt-PT"/>
@@ -6127,19 +6036,12 @@
                 <w:tab w:val="left" w:pos="5040"/>
                 <w:tab w:val="left" w:pos="5760"/>
               </w:tabs>
-              <w:bidi w:val="0"/>
-              <w:ind w:left="0" w:right="0" w:firstLine="0"/>
-              <w:jc w:val="left"/>
-              <w:rPr>
-                <w:rtl w:val="0"/>
-              </w:rPr>
             </w:pPr>
             <w:r>
               <w:rPr>
                 <w:rFonts w:ascii="Courier New" w:hAnsi="Courier New"/>
                 <w:sz w:val="20"/>
                 <w:szCs w:val="20"/>
-                <w:u w:color="000000"/>
                 <w:shd w:val="nil" w:color="auto" w:fill="auto"/>
                 <w:rtl w:val="0"/>
                 <w:lang w:val="en-US"/>
@@ -6154,7 +6056,7 @@
           <w:shd w:val="clear" w:color="auto" w:fill="ced7e7"/>
         </w:tblPrEx>
         <w:trPr>
-          <w:trHeight w:val="223" w:hRule="atLeast"/>
+          <w:trHeight w:val="225" w:hRule="atLeast"/>
         </w:trPr>
         <w:tc>
           <w:tcPr>
@@ -6183,19 +6085,12 @@
                 <w:tab w:val="left" w:pos="2160"/>
                 <w:tab w:val="left" w:pos="2880"/>
               </w:tabs>
-              <w:bidi w:val="0"/>
-              <w:ind w:left="0" w:right="0" w:firstLine="0"/>
-              <w:jc w:val="left"/>
-              <w:rPr>
-                <w:rtl w:val="0"/>
-              </w:rPr>
             </w:pPr>
             <w:r>
               <w:rPr>
                 <w:rFonts w:ascii="Arial" w:hAnsi="Arial"/>
                 <w:sz w:val="20"/>
                 <w:szCs w:val="20"/>
-                <w:u w:color="000000"/>
                 <w:shd w:val="nil" w:color="auto" w:fill="auto"/>
                 <w:rtl w:val="0"/>
                 <w:lang w:val="en-US"/>
@@ -6235,19 +6130,12 @@
                 <w:tab w:val="left" w:pos="5040"/>
                 <w:tab w:val="left" w:pos="5760"/>
               </w:tabs>
-              <w:bidi w:val="0"/>
-              <w:ind w:left="0" w:right="0" w:firstLine="0"/>
-              <w:jc w:val="left"/>
-              <w:rPr>
-                <w:rtl w:val="0"/>
-              </w:rPr>
             </w:pPr>
             <w:r>
               <w:rPr>
                 <w:rFonts w:ascii="Courier New" w:hAnsi="Courier New"/>
                 <w:sz w:val="20"/>
                 <w:szCs w:val="20"/>
-                <w:u w:color="000000"/>
                 <w:shd w:val="nil" w:color="auto" w:fill="auto"/>
                 <w:rtl w:val="0"/>
                 <w:lang w:val="en-US"/>
@@ -6259,7 +6147,6 @@
                 <w:rFonts w:ascii="Courier New" w:hAnsi="Courier New" w:hint="default"/>
                 <w:sz w:val="20"/>
                 <w:szCs w:val="20"/>
-                <w:u w:color="000000"/>
                 <w:shd w:val="nil" w:color="auto" w:fill="auto"/>
                 <w:rtl w:val="0"/>
                 <w:lang w:val="en-US"/>
@@ -6271,7 +6158,6 @@
                 <w:rFonts w:ascii="Courier New" w:hAnsi="Courier New"/>
                 <w:sz w:val="20"/>
                 <w:szCs w:val="20"/>
-                <w:u w:color="000000"/>
                 <w:shd w:val="nil" w:color="auto" w:fill="auto"/>
                 <w:rtl w:val="0"/>
                 <w:lang w:val="en-US"/>
@@ -6286,7 +6172,7 @@
           <w:shd w:val="clear" w:color="auto" w:fill="ced7e7"/>
         </w:tblPrEx>
         <w:trPr>
-          <w:trHeight w:val="223" w:hRule="atLeast"/>
+          <w:trHeight w:val="225" w:hRule="atLeast"/>
         </w:trPr>
         <w:tc>
           <w:tcPr>
@@ -6315,19 +6201,12 @@
                 <w:tab w:val="left" w:pos="2160"/>
                 <w:tab w:val="left" w:pos="2880"/>
               </w:tabs>
-              <w:bidi w:val="0"/>
-              <w:ind w:left="0" w:right="0" w:firstLine="0"/>
-              <w:jc w:val="left"/>
-              <w:rPr>
-                <w:rtl w:val="0"/>
-              </w:rPr>
             </w:pPr>
             <w:r>
               <w:rPr>
                 <w:rFonts w:ascii="Arial" w:hAnsi="Arial"/>
                 <w:sz w:val="20"/>
                 <w:szCs w:val="20"/>
-                <w:u w:color="000000"/>
                 <w:shd w:val="nil" w:color="auto" w:fill="auto"/>
                 <w:rtl w:val="0"/>
                 <w:lang w:val="pt-PT"/>
@@ -6367,19 +6246,12 @@
                 <w:tab w:val="left" w:pos="5040"/>
                 <w:tab w:val="left" w:pos="5760"/>
               </w:tabs>
-              <w:bidi w:val="0"/>
-              <w:ind w:left="0" w:right="0" w:firstLine="0"/>
-              <w:jc w:val="left"/>
-              <w:rPr>
-                <w:rtl w:val="0"/>
-              </w:rPr>
             </w:pPr>
             <w:r>
               <w:rPr>
                 <w:rFonts w:ascii="Courier New" w:hAnsi="Courier New"/>
                 <w:sz w:val="20"/>
                 <w:szCs w:val="20"/>
-                <w:u w:color="000000"/>
                 <w:shd w:val="nil" w:color="auto" w:fill="auto"/>
                 <w:rtl w:val="0"/>
                 <w:lang w:val="de-DE"/>
@@ -6394,7 +6266,7 @@
           <w:shd w:val="clear" w:color="auto" w:fill="ced7e7"/>
         </w:tblPrEx>
         <w:trPr>
-          <w:trHeight w:val="223" w:hRule="atLeast"/>
+          <w:trHeight w:val="225" w:hRule="atLeast"/>
         </w:trPr>
         <w:tc>
           <w:tcPr>
@@ -6423,19 +6295,12 @@
                 <w:tab w:val="left" w:pos="2160"/>
                 <w:tab w:val="left" w:pos="2880"/>
               </w:tabs>
-              <w:bidi w:val="0"/>
-              <w:ind w:left="0" w:right="0" w:firstLine="0"/>
-              <w:jc w:val="left"/>
-              <w:rPr>
-                <w:rtl w:val="0"/>
-              </w:rPr>
             </w:pPr>
             <w:r>
               <w:rPr>
                 <w:rFonts w:ascii="Arial" w:hAnsi="Arial"/>
                 <w:sz w:val="20"/>
                 <w:szCs w:val="20"/>
-                <w:u w:color="000000"/>
                 <w:shd w:val="nil" w:color="auto" w:fill="auto"/>
                 <w:rtl w:val="0"/>
                 <w:lang w:val="pt-PT"/>
@@ -6475,19 +6340,12 @@
                 <w:tab w:val="left" w:pos="5040"/>
                 <w:tab w:val="left" w:pos="5760"/>
               </w:tabs>
-              <w:bidi w:val="0"/>
-              <w:ind w:left="0" w:right="0" w:firstLine="0"/>
-              <w:jc w:val="left"/>
-              <w:rPr>
-                <w:rtl w:val="0"/>
-              </w:rPr>
             </w:pPr>
             <w:r>
               <w:rPr>
                 <w:rFonts w:ascii="Courier New" w:hAnsi="Courier New"/>
                 <w:sz w:val="20"/>
                 <w:szCs w:val="20"/>
-                <w:u w:color="000000"/>
                 <w:shd w:val="nil" w:color="auto" w:fill="auto"/>
                 <w:rtl w:val="0"/>
                 <w:lang w:val="en-US"/>
@@ -6502,6 +6360,13 @@
       <w:pPr>
         <w:pStyle w:val="Heading 2"/>
         <w:widowControl w:val="0"/>
+        <w:ind w:left="108" w:hanging="108"/>
+      </w:pPr>
+    </w:p>
+    <w:p>
+      <w:pPr>
+        <w:pStyle w:val="Heading 2"/>
+        <w:widowControl w:val="0"/>
       </w:pPr>
     </w:p>
     <w:p>
@@ -6565,6 +6430,9 @@
     <w:p>
       <w:pPr>
         <w:pStyle w:val="Heading"/>
+        <w:rPr>
+          <w:lang w:val="en-US"/>
+        </w:rPr>
       </w:pPr>
       <w:r>
         <w:rPr>
@@ -6579,27 +6447,15 @@
             </w14:solidFill>
           </w14:textFill>
         </w:rPr>
-        <w:t>9</w:t>
-      </w:r>
-      <w:r>
-        <w:rPr>
-          <w:outline w:val="0"/>
-          <w:color w:val="1f4e79"/>
-          <w:u w:color="1f4e79"/>
-          <w:rtl w:val="0"/>
-          <w:lang w:val="en-US"/>
-          <w14:textFill>
-            <w14:solidFill>
-              <w14:srgbClr w14:val="1F4E79"/>
-            </w14:solidFill>
-          </w14:textFill>
-        </w:rPr>
-        <w:t>. Quick Checklist</w:t>
+        <w:t>9. Quick Checklist</w:t>
       </w:r>
     </w:p>
     <w:p>
       <w:pPr>
         <w:pStyle w:val="Heading"/>
+        <w:rPr>
+          <w:lang w:val="en-US"/>
+        </w:rPr>
       </w:pPr>
       <w:r>
         <w:rPr>
@@ -6631,10 +6487,14 @@
           <w:ilvl w:val="0"/>
           <w:numId w:val="4"/>
         </w:numPr>
+        <w:bidi w:val="0"/>
         <w:spacing w:before="60" w:after="60"/>
-        <w:rPr>
-          <w:sz w:val="22"/>
-          <w:szCs w:val="22"/>
+        <w:ind w:right="0"/>
+        <w:jc w:val="left"/>
+        <w:rPr>
+          <w:sz w:val="22"/>
+          <w:szCs w:val="22"/>
+          <w:rtl w:val="0"/>
           <w:lang w:val="en-US"/>
         </w:rPr>
       </w:pPr>
@@ -6676,10 +6536,14 @@
           <w:ilvl w:val="0"/>
           <w:numId w:val="4"/>
         </w:numPr>
+        <w:bidi w:val="0"/>
         <w:spacing w:before="60" w:after="60"/>
-        <w:rPr>
-          <w:sz w:val="22"/>
-          <w:szCs w:val="22"/>
+        <w:ind w:right="0"/>
+        <w:jc w:val="left"/>
+        <w:rPr>
+          <w:sz w:val="22"/>
+          <w:szCs w:val="22"/>
+          <w:rtl w:val="0"/>
           <w:lang w:val="en-US"/>
         </w:rPr>
       </w:pPr>
@@ -6701,10 +6565,14 @@
           <w:ilvl w:val="0"/>
           <w:numId w:val="4"/>
         </w:numPr>
+        <w:bidi w:val="0"/>
         <w:spacing w:before="60" w:after="60"/>
-        <w:rPr>
-          <w:sz w:val="22"/>
-          <w:szCs w:val="22"/>
+        <w:ind w:right="0"/>
+        <w:jc w:val="left"/>
+        <w:rPr>
+          <w:sz w:val="22"/>
+          <w:szCs w:val="22"/>
+          <w:rtl w:val="0"/>
           <w:lang w:val="en-US"/>
         </w:rPr>
       </w:pPr>
@@ -6726,10 +6594,14 @@
           <w:ilvl w:val="0"/>
           <w:numId w:val="4"/>
         </w:numPr>
+        <w:bidi w:val="0"/>
         <w:spacing w:before="60" w:after="60"/>
-        <w:rPr>
-          <w:sz w:val="22"/>
-          <w:szCs w:val="22"/>
+        <w:ind w:right="0"/>
+        <w:jc w:val="left"/>
+        <w:rPr>
+          <w:sz w:val="22"/>
+          <w:szCs w:val="22"/>
+          <w:rtl w:val="0"/>
           <w:lang w:val="en-US"/>
         </w:rPr>
       </w:pPr>
@@ -6751,10 +6623,14 @@
           <w:ilvl w:val="0"/>
           <w:numId w:val="4"/>
         </w:numPr>
+        <w:bidi w:val="0"/>
         <w:spacing w:before="60" w:after="60"/>
-        <w:rPr>
-          <w:sz w:val="22"/>
-          <w:szCs w:val="22"/>
+        <w:ind w:right="0"/>
+        <w:jc w:val="left"/>
+        <w:rPr>
+          <w:sz w:val="22"/>
+          <w:szCs w:val="22"/>
+          <w:rtl w:val="0"/>
           <w:lang w:val="en-US"/>
         </w:rPr>
       </w:pPr>
@@ -6776,10 +6652,14 @@
           <w:ilvl w:val="0"/>
           <w:numId w:val="4"/>
         </w:numPr>
+        <w:bidi w:val="0"/>
         <w:spacing w:before="60" w:after="60"/>
-        <w:rPr>
-          <w:sz w:val="22"/>
-          <w:szCs w:val="22"/>
+        <w:ind w:right="0"/>
+        <w:jc w:val="left"/>
+        <w:rPr>
+          <w:sz w:val="22"/>
+          <w:szCs w:val="22"/>
+          <w:rtl w:val="0"/>
           <w:lang w:val="en-US"/>
         </w:rPr>
       </w:pPr>
@@ -6801,10 +6681,14 @@
           <w:ilvl w:val="0"/>
           <w:numId w:val="4"/>
         </w:numPr>
+        <w:bidi w:val="0"/>
         <w:spacing w:before="60" w:after="60"/>
-        <w:rPr>
-          <w:sz w:val="22"/>
-          <w:szCs w:val="22"/>
+        <w:ind w:right="0"/>
+        <w:jc w:val="left"/>
+        <w:rPr>
+          <w:sz w:val="22"/>
+          <w:szCs w:val="22"/>
+          <w:rtl w:val="0"/>
           <w:lang w:val="en-US"/>
         </w:rPr>
       </w:pPr>
@@ -6826,10 +6710,14 @@
           <w:ilvl w:val="0"/>
           <w:numId w:val="4"/>
         </w:numPr>
+        <w:bidi w:val="0"/>
         <w:spacing w:before="60" w:after="60"/>
-        <w:rPr>
-          <w:sz w:val="22"/>
-          <w:szCs w:val="22"/>
+        <w:ind w:right="0"/>
+        <w:jc w:val="left"/>
+        <w:rPr>
+          <w:sz w:val="22"/>
+          <w:szCs w:val="22"/>
+          <w:rtl w:val="0"/>
           <w:lang w:val="en-US"/>
         </w:rPr>
       </w:pPr>
@@ -6851,10 +6739,14 @@
           <w:ilvl w:val="0"/>
           <w:numId w:val="4"/>
         </w:numPr>
+        <w:bidi w:val="0"/>
         <w:spacing w:before="60" w:after="60"/>
-        <w:rPr>
-          <w:sz w:val="22"/>
-          <w:szCs w:val="22"/>
+        <w:ind w:right="0"/>
+        <w:jc w:val="left"/>
+        <w:rPr>
+          <w:sz w:val="22"/>
+          <w:szCs w:val="22"/>
+          <w:rtl w:val="0"/>
           <w:lang w:val="en-US"/>
         </w:rPr>
       </w:pPr>
@@ -6876,10 +6768,14 @@
           <w:ilvl w:val="0"/>
           <w:numId w:val="4"/>
         </w:numPr>
+        <w:bidi w:val="0"/>
         <w:spacing w:before="60" w:after="60"/>
-        <w:rPr>
-          <w:sz w:val="22"/>
-          <w:szCs w:val="22"/>
+        <w:ind w:right="0"/>
+        <w:jc w:val="left"/>
+        <w:rPr>
+          <w:sz w:val="22"/>
+          <w:szCs w:val="22"/>
+          <w:rtl w:val="0"/>
           <w:lang w:val="en-US"/>
         </w:rPr>
       </w:pPr>
@@ -6901,10 +6797,14 @@
           <w:ilvl w:val="0"/>
           <w:numId w:val="4"/>
         </w:numPr>
+        <w:bidi w:val="0"/>
         <w:spacing w:before="60" w:after="60"/>
-        <w:rPr>
-          <w:sz w:val="22"/>
-          <w:szCs w:val="22"/>
+        <w:ind w:right="0"/>
+        <w:jc w:val="left"/>
+        <w:rPr>
+          <w:sz w:val="22"/>
+          <w:szCs w:val="22"/>
+          <w:rtl w:val="0"/>
           <w:lang w:val="en-US"/>
         </w:rPr>
       </w:pPr>
@@ -6926,10 +6826,14 @@
           <w:ilvl w:val="0"/>
           <w:numId w:val="4"/>
         </w:numPr>
+        <w:bidi w:val="0"/>
         <w:spacing w:before="60" w:after="60"/>
-        <w:rPr>
-          <w:sz w:val="22"/>
-          <w:szCs w:val="22"/>
+        <w:ind w:right="0"/>
+        <w:jc w:val="left"/>
+        <w:rPr>
+          <w:sz w:val="22"/>
+          <w:szCs w:val="22"/>
+          <w:rtl w:val="0"/>
           <w:lang w:val="en-US"/>
         </w:rPr>
       </w:pPr>
@@ -6951,10 +6855,14 @@
           <w:ilvl w:val="0"/>
           <w:numId w:val="4"/>
         </w:numPr>
+        <w:bidi w:val="0"/>
         <w:spacing w:before="60" w:after="60"/>
-        <w:rPr>
-          <w:sz w:val="22"/>
-          <w:szCs w:val="22"/>
+        <w:ind w:right="0"/>
+        <w:jc w:val="left"/>
+        <w:rPr>
+          <w:sz w:val="22"/>
+          <w:szCs w:val="22"/>
+          <w:rtl w:val="0"/>
           <w:lang w:val="en-US"/>
         </w:rPr>
       </w:pPr>
@@ -6976,10 +6884,14 @@
           <w:ilvl w:val="0"/>
           <w:numId w:val="4"/>
         </w:numPr>
+        <w:bidi w:val="0"/>
         <w:spacing w:before="60" w:after="60"/>
-        <w:rPr>
-          <w:sz w:val="22"/>
-          <w:szCs w:val="22"/>
+        <w:ind w:right="0"/>
+        <w:jc w:val="left"/>
+        <w:rPr>
+          <w:sz w:val="22"/>
+          <w:szCs w:val="22"/>
+          <w:rtl w:val="0"/>
           <w:lang w:val="en-US"/>
         </w:rPr>
       </w:pPr>
@@ -7001,10 +6913,14 @@
           <w:ilvl w:val="0"/>
           <w:numId w:val="4"/>
         </w:numPr>
+        <w:bidi w:val="0"/>
         <w:spacing w:before="60" w:after="60"/>
-        <w:rPr>
-          <w:sz w:val="22"/>
-          <w:szCs w:val="22"/>
+        <w:ind w:right="0"/>
+        <w:jc w:val="left"/>
+        <w:rPr>
+          <w:sz w:val="22"/>
+          <w:szCs w:val="22"/>
+          <w:rtl w:val="0"/>
           <w:lang w:val="en-US"/>
         </w:rPr>
       </w:pPr>
@@ -7026,10 +6942,14 @@
           <w:ilvl w:val="0"/>
           <w:numId w:val="4"/>
         </w:numPr>
+        <w:bidi w:val="0"/>
         <w:spacing w:before="60" w:after="60"/>
-        <w:rPr>
-          <w:sz w:val="22"/>
-          <w:szCs w:val="22"/>
+        <w:ind w:right="0"/>
+        <w:jc w:val="left"/>
+        <w:rPr>
+          <w:sz w:val="22"/>
+          <w:szCs w:val="22"/>
+          <w:rtl w:val="0"/>
           <w:lang w:val="en-US"/>
         </w:rPr>
       </w:pPr>
@@ -7051,10 +6971,14 @@
           <w:ilvl w:val="0"/>
           <w:numId w:val="4"/>
         </w:numPr>
+        <w:bidi w:val="0"/>
         <w:spacing w:before="60" w:after="60"/>
-        <w:rPr>
-          <w:sz w:val="22"/>
-          <w:szCs w:val="22"/>
+        <w:ind w:right="0"/>
+        <w:jc w:val="left"/>
+        <w:rPr>
+          <w:sz w:val="22"/>
+          <w:szCs w:val="22"/>
+          <w:rtl w:val="0"/>
           <w:lang w:val="en-US"/>
         </w:rPr>
       </w:pPr>
@@ -7072,27 +6996,16 @@
     <w:p>
       <w:pPr>
         <w:pStyle w:val="List Paragraph"/>
-        <w:numPr>
-          <w:ilvl w:val="0"/>
-          <w:numId w:val="4"/>
-        </w:numPr>
+        <w:bidi w:val="0"/>
         <w:spacing w:before="60" w:after="60"/>
-        <w:rPr>
-          <w:sz w:val="22"/>
-          <w:szCs w:val="22"/>
-          <w:lang w:val="en-US"/>
-        </w:rPr>
-      </w:pPr>
-      <w:r>
-        <w:rPr>
-          <w:rFonts w:ascii="Arial" w:hAnsi="Arial"/>
-          <w:sz w:val="22"/>
-          <w:szCs w:val="22"/>
-          <w:rtl w:val="0"/>
-          <w:lang w:val="en-US"/>
-        </w:rPr>
-        <w:t>Create SD card backup image (Section 9)</w:t>
-      </w:r>
+        <w:ind w:left="0" w:right="0" w:firstLine="0"/>
+        <w:jc w:val="left"/>
+        <w:rPr>
+          <w:sz w:val="22"/>
+          <w:szCs w:val="22"/>
+          <w:rtl w:val="0"/>
+        </w:rPr>
+      </w:pPr>
     </w:p>
     <w:p>
       <w:pPr>
@@ -7266,7 +7179,11 @@
         <w:ind w:left="687" w:hanging="327"/>
       </w:pPr>
       <w:rPr>
-        <w:rFonts w:hAnsi="Arial Unicode MS"/>
+        <w:rFonts w:ascii="Times New Roman" w:cs="Times New Roman" w:hAnsi="Times New Roman" w:eastAsia="Times New Roman"/>
+        <w:b w:val="0"/>
+        <w:bCs w:val="0"/>
+        <w:i w:val="0"/>
+        <w:iCs w:val="0"/>
         <w:caps w:val="0"/>
         <w:smallCaps w:val="0"/>
         <w:strike w:val="0"/>
@@ -7294,7 +7211,11 @@
         <w:ind w:left="687" w:hanging="327"/>
       </w:pPr>
       <w:rPr>
-        <w:rFonts w:hAnsi="Arial Unicode MS"/>
+        <w:rFonts w:ascii="Times New Roman" w:cs="Times New Roman" w:hAnsi="Times New Roman" w:eastAsia="Times New Roman"/>
+        <w:b w:val="0"/>
+        <w:bCs w:val="0"/>
+        <w:i w:val="0"/>
+        <w:iCs w:val="0"/>
         <w:caps w:val="0"/>
         <w:smallCaps w:val="0"/>
         <w:strike w:val="0"/>
@@ -7322,7 +7243,11 @@
         <w:ind w:left="687" w:hanging="327"/>
       </w:pPr>
       <w:rPr>
-        <w:rFonts w:hAnsi="Arial Unicode MS"/>
+        <w:rFonts w:ascii="Times New Roman" w:cs="Times New Roman" w:hAnsi="Times New Roman" w:eastAsia="Times New Roman"/>
+        <w:b w:val="0"/>
+        <w:bCs w:val="0"/>
+        <w:i w:val="0"/>
+        <w:iCs w:val="0"/>
         <w:caps w:val="0"/>
         <w:smallCaps w:val="0"/>
         <w:strike w:val="0"/>
@@ -7350,7 +7275,11 @@
         <w:ind w:left="687" w:hanging="327"/>
       </w:pPr>
       <w:rPr>
-        <w:rFonts w:hAnsi="Arial Unicode MS"/>
+        <w:rFonts w:ascii="Times New Roman" w:cs="Times New Roman" w:hAnsi="Times New Roman" w:eastAsia="Times New Roman"/>
+        <w:b w:val="0"/>
+        <w:bCs w:val="0"/>
+        <w:i w:val="0"/>
+        <w:iCs w:val="0"/>
         <w:caps w:val="0"/>
         <w:smallCaps w:val="0"/>
         <w:strike w:val="0"/>
@@ -7378,7 +7307,11 @@
         <w:ind w:left="687" w:hanging="327"/>
       </w:pPr>
       <w:rPr>
-        <w:rFonts w:hAnsi="Arial Unicode MS"/>
+        <w:rFonts w:ascii="Times New Roman" w:cs="Times New Roman" w:hAnsi="Times New Roman" w:eastAsia="Times New Roman"/>
+        <w:b w:val="0"/>
+        <w:bCs w:val="0"/>
+        <w:i w:val="0"/>
+        <w:iCs w:val="0"/>
         <w:caps w:val="0"/>
         <w:smallCaps w:val="0"/>
         <w:strike w:val="0"/>
@@ -7406,7 +7339,11 @@
         <w:ind w:left="687" w:hanging="327"/>
       </w:pPr>
       <w:rPr>
-        <w:rFonts w:hAnsi="Arial Unicode MS"/>
+        <w:rFonts w:ascii="Times New Roman" w:cs="Times New Roman" w:hAnsi="Times New Roman" w:eastAsia="Times New Roman"/>
+        <w:b w:val="0"/>
+        <w:bCs w:val="0"/>
+        <w:i w:val="0"/>
+        <w:iCs w:val="0"/>
         <w:caps w:val="0"/>
         <w:smallCaps w:val="0"/>
         <w:strike w:val="0"/>
@@ -7434,7 +7371,11 @@
         <w:ind w:left="687" w:hanging="327"/>
       </w:pPr>
       <w:rPr>
-        <w:rFonts w:hAnsi="Arial Unicode MS"/>
+        <w:rFonts w:ascii="Times New Roman" w:cs="Times New Roman" w:hAnsi="Times New Roman" w:eastAsia="Times New Roman"/>
+        <w:b w:val="0"/>
+        <w:bCs w:val="0"/>
+        <w:i w:val="0"/>
+        <w:iCs w:val="0"/>
         <w:caps w:val="0"/>
         <w:smallCaps w:val="0"/>
         <w:strike w:val="0"/>
@@ -7462,7 +7403,11 @@
         <w:ind w:left="687" w:hanging="327"/>
       </w:pPr>
       <w:rPr>
-        <w:rFonts w:hAnsi="Arial Unicode MS"/>
+        <w:rFonts w:ascii="Times New Roman" w:cs="Times New Roman" w:hAnsi="Times New Roman" w:eastAsia="Times New Roman"/>
+        <w:b w:val="0"/>
+        <w:bCs w:val="0"/>
+        <w:i w:val="0"/>
+        <w:iCs w:val="0"/>
         <w:caps w:val="0"/>
         <w:smallCaps w:val="0"/>
         <w:strike w:val="0"/>
@@ -7490,7 +7435,11 @@
         <w:ind w:left="687" w:hanging="327"/>
       </w:pPr>
       <w:rPr>
-        <w:rFonts w:hAnsi="Arial Unicode MS"/>
+        <w:rFonts w:ascii="Times New Roman" w:cs="Times New Roman" w:hAnsi="Times New Roman" w:eastAsia="Times New Roman"/>
+        <w:b w:val="0"/>
+        <w:bCs w:val="0"/>
+        <w:i w:val="0"/>
+        <w:iCs w:val="0"/>
         <w:caps w:val="0"/>
         <w:smallCaps w:val="0"/>
         <w:strike w:val="0"/>
@@ -7940,9 +7889,9 @@
       </w14:textFill>
     </w:rPr>
   </w:style>
-  <w:style w:type="paragraph" w:styleId="Body">
-    <w:name w:val="Body"/>
-    <w:next w:val="Body"/>
+  <w:style w:type="paragraph" w:styleId="Body A">
+    <w:name w:val="Body A"/>
+    <w:next w:val="Body A"/>
     <w:pPr>
       <w:keepNext w:val="0"/>
       <w:keepLines w:val="0"/>
@@ -7973,12 +7922,13 @@
       <w:position w:val="0"/>
       <w:sz w:val="22"/>
       <w:szCs w:val="22"/>
-      <w:u w:val="none"/>
+      <w:u w:val="none" w:color="000000"/>
       <w:shd w:val="nil" w:color="auto" w:fill="auto"/>
       <w:vertAlign w:val="baseline"/>
       <w:lang w:val="en-US"/>
-      <w14:textOutline>
+      <w14:textOutline w14:w="12700" w14:cap="flat">
         <w14:noFill/>
+        <w14:miter w14:lim="400000"/>
       </w14:textOutline>
       <w14:textFill>
         <w14:solidFill>
@@ -8024,8 +7974,9 @@
       <w:shd w:val="nil" w:color="auto" w:fill="auto"/>
       <w:vertAlign w:val="baseline"/>
       <w:lang w:val="nl-NL"/>
-      <w14:textOutline>
+      <w14:textOutline w14:w="12700" w14:cap="flat">
         <w14:noFill/>
+        <w14:miter w14:lim="400000"/>
       </w14:textOutline>
       <w14:textFill>
         <w14:solidFill>
@@ -8067,12 +8018,13 @@
       <w:position w:val="0"/>
       <w:sz w:val="24"/>
       <w:szCs w:val="24"/>
-      <w:u w:val="none"/>
+      <w:u w:val="none" w:color="000000"/>
       <w:shd w:val="nil" w:color="auto" w:fill="auto"/>
       <w:vertAlign w:val="baseline"/>
       <w:lang w:val="it-IT"/>
-      <w14:textOutline>
+      <w14:textOutline w14:w="12700" w14:cap="flat">
         <w14:noFill/>
+        <w14:miter w14:lim="400000"/>
       </w14:textOutline>
       <w14:textFill>
         <w14:solidFill>
@@ -8118,8 +8070,9 @@
       <w:shd w:val="nil" w:color="auto" w:fill="auto"/>
       <w:vertAlign w:val="baseline"/>
       <w:lang w:val="en-US"/>
-      <w14:textOutline>
+      <w14:textOutline w14:w="12700" w14:cap="flat">
         <w14:noFill/>
+        <w14:miter w14:lim="400000"/>
       </w14:textOutline>
       <w14:textFill>
         <w14:solidFill>
@@ -8323,13 +8276,7 @@
           <a:effectLst/>
         </a:effectStyle>
         <a:effectStyle>
-          <a:effectLst>
-            <a:outerShdw sx="100000" sy="100000" kx="0" ky="0" algn="b" rotWithShape="0" blurRad="38100" dist="20000" dir="5400000">
-              <a:srgbClr val="000000">
-                <a:alpha val="38000"/>
-              </a:srgbClr>
-            </a:outerShdw>
-          </a:effectLst>
+          <a:effectLst/>
         </a:effectStyle>
       </a:effectStyleLst>
       <a:bgFillStyleLst>
@@ -8428,10 +8375,10 @@
             </a:solidFill>
             <a:effectLst/>
             <a:uFillTx/>
-            <a:latin typeface="Cambria"/>
-            <a:ea typeface="Cambria"/>
-            <a:cs typeface="Cambria"/>
-            <a:sym typeface="Cambria"/>
+            <a:latin typeface="+mn-lt"/>
+            <a:ea typeface="+mn-ea"/>
+            <a:cs typeface="+mn-cs"/>
+            <a:sym typeface="Helvetica Neue"/>
           </a:defRPr>
         </a:defPPr>
         <a:lvl1pPr marL="0" marR="0" indent="0" algn="l" defTabSz="914400" rtl="0" fontAlgn="auto" latinLnBrk="1" hangingPunct="0">
@@ -8686,13 +8633,7 @@
           <a:prstDash val="solid"/>
           <a:round/>
         </a:ln>
-        <a:effectLst>
-          <a:outerShdw sx="100000" sy="100000" kx="0" ky="0" algn="b" rotWithShape="0" blurRad="38100" dist="20000" dir="5400000">
-            <a:srgbClr val="000000">
-              <a:alpha val="38000"/>
-            </a:srgbClr>
-          </a:outerShdw>
-        </a:effectLst>
+        <a:effectLst/>
         <a:sp3d/>
       </a:spPr>
       <a:bodyPr rot="0" spcFirstLastPara="1" vertOverflow="overflow" horzOverflow="overflow" vert="horz" wrap="square" lIns="91439" tIns="45719" rIns="91439" bIns="45719" numCol="1" spcCol="38100" rtlCol="0" anchor="t" upright="0">
@@ -9005,10 +8946,10 @@
             </a:solidFill>
             <a:effectLst/>
             <a:uFillTx/>
-            <a:latin typeface="Cambria"/>
-            <a:ea typeface="Cambria"/>
-            <a:cs typeface="Cambria"/>
-            <a:sym typeface="Cambria"/>
+            <a:latin typeface="+mn-lt"/>
+            <a:ea typeface="+mn-ea"/>
+            <a:cs typeface="+mn-cs"/>
+            <a:sym typeface="Helvetica Neue"/>
           </a:defRPr>
         </a:defPPr>
         <a:lvl1pPr marL="0" marR="0" indent="0" algn="l" defTabSz="914400" rtl="0" fontAlgn="auto" latinLnBrk="1" hangingPunct="0">
